--- a/modelo_tags.docx
+++ b/modelo_tags.docx
@@ -273,7 +273,6 @@
         </w:rPr>
         <w:t xml:space="preserve"> </w:t>
       </w:r>
-      <w:proofErr w:type="gramStart"/>
       <w:r>
         <w:rPr>
           <w:b/>
@@ -287,23 +286,7 @@
           <w:b/>
           <w:sz w:val="24"/>
         </w:rPr>
-        <w:t>data</w:t>
-      </w:r>
-      <w:proofErr w:type="gramEnd"/>
-      <w:r>
-        <w:rPr>
-          <w:b/>
-          <w:sz w:val="24"/>
-        </w:rPr>
-        <w:t>_</w:t>
-      </w:r>
-      <w:proofErr w:type="gramStart"/>
-      <w:r>
-        <w:rPr>
-          <w:b/>
-          <w:sz w:val="24"/>
-        </w:rPr>
-        <w:t>visita</w:t>
+        <w:t>data_visita</w:t>
       </w:r>
       <w:proofErr w:type="spellEnd"/>
       <w:r>
@@ -311,15 +294,7 @@
           <w:b/>
           <w:sz w:val="24"/>
         </w:rPr>
-        <w:t xml:space="preserve"> }</w:t>
-      </w:r>
-      <w:proofErr w:type="gramEnd"/>
-      <w:r>
-        <w:rPr>
-          <w:b/>
-          <w:sz w:val="24"/>
-        </w:rPr>
-        <w:t>}</w:t>
+        <w:t xml:space="preserve"> }}</w:t>
       </w:r>
     </w:p>
     <w:tbl>
@@ -387,7 +362,6 @@
                 <w:sz w:val="24"/>
               </w:rPr>
             </w:pPr>
-            <w:proofErr w:type="gramStart"/>
             <w:r>
               <w:rPr>
                 <w:sz w:val="24"/>
@@ -402,7 +376,6 @@
               <w:t>tecnicos</w:t>
             </w:r>
             <w:proofErr w:type="spellEnd"/>
-            <w:proofErr w:type="gramEnd"/>
             <w:r>
               <w:rPr>
                 <w:sz w:val="24"/>
@@ -512,7 +485,6 @@
               </w:rPr>
               <w:t xml:space="preserve"> </w:t>
             </w:r>
-            <w:proofErr w:type="gramStart"/>
             <w:r>
               <w:rPr>
                 <w:sz w:val="24"/>
@@ -524,14 +496,7 @@
               <w:rPr>
                 <w:sz w:val="24"/>
               </w:rPr>
-              <w:t>cliente</w:t>
-            </w:r>
-            <w:proofErr w:type="gramEnd"/>
-            <w:r>
-              <w:rPr>
-                <w:sz w:val="24"/>
-              </w:rPr>
-              <w:t>_local</w:t>
+              <w:t>cliente_local</w:t>
             </w:r>
             <w:proofErr w:type="spellEnd"/>
             <w:r>
@@ -664,19 +629,11 @@
                 <w:sz w:val="24"/>
               </w:rPr>
             </w:pPr>
-            <w:proofErr w:type="gramStart"/>
-            <w:r>
-              <w:rPr>
-                <w:sz w:val="24"/>
-              </w:rPr>
-              <w:t>{{ equipamentos</w:t>
-            </w:r>
-            <w:proofErr w:type="gramEnd"/>
-            <w:r>
-              <w:rPr>
-                <w:sz w:val="24"/>
-              </w:rPr>
-              <w:t xml:space="preserve"> }}</w:t>
+            <w:r>
+              <w:rPr>
+                <w:sz w:val="24"/>
+              </w:rPr>
+              <w:t>{{ equipamentos }}</w:t>
             </w:r>
           </w:p>
         </w:tc>
@@ -847,21 +804,12 @@
                 <w:sz w:val="24"/>
               </w:rPr>
             </w:pPr>
-            <w:proofErr w:type="gramStart"/>
             <w:r>
               <w:rPr>
                 <w:bCs/>
                 <w:sz w:val="24"/>
               </w:rPr>
-              <w:t>{{ maquinas</w:t>
-            </w:r>
-            <w:proofErr w:type="gramEnd"/>
-            <w:r>
-              <w:rPr>
-                <w:bCs/>
-                <w:sz w:val="24"/>
-              </w:rPr>
-              <w:t xml:space="preserve"> }}</w:t>
+              <w:t>{{ maquinas }}</w:t>
             </w:r>
           </w:p>
         </w:tc>
@@ -1021,19 +969,11 @@
                 <w:sz w:val="24"/>
               </w:rPr>
             </w:pPr>
-            <w:proofErr w:type="gramStart"/>
-            <w:r>
-              <w:rPr>
-                <w:sz w:val="24"/>
-              </w:rPr>
-              <w:t>{{ objetivos</w:t>
-            </w:r>
-            <w:proofErr w:type="gramEnd"/>
-            <w:r>
-              <w:rPr>
-                <w:sz w:val="24"/>
-              </w:rPr>
-              <w:t xml:space="preserve"> }}</w:t>
+            <w:r>
+              <w:rPr>
+                <w:sz w:val="24"/>
+              </w:rPr>
+              <w:t>{{ objetivos }}</w:t>
             </w:r>
           </w:p>
         </w:tc>
@@ -1120,7 +1060,6 @@
                 <w:sz w:val="24"/>
               </w:rPr>
             </w:pPr>
-            <w:proofErr w:type="gramStart"/>
             <w:r>
               <w:rPr>
                 <w:sz w:val="24"/>
@@ -1135,7 +1074,6 @@
               <w:t>configuracoes</w:t>
             </w:r>
             <w:proofErr w:type="spellEnd"/>
-            <w:proofErr w:type="gramEnd"/>
             <w:r>
               <w:rPr>
                 <w:sz w:val="24"/>
@@ -1243,7 +1181,6 @@
                 <w:sz w:val="24"/>
               </w:rPr>
             </w:pPr>
-            <w:proofErr w:type="gramStart"/>
             <w:r>
               <w:rPr>
                 <w:sz w:val="24"/>
@@ -1258,7 +1195,6 @@
               <w:t>calibracoes</w:t>
             </w:r>
             <w:proofErr w:type="spellEnd"/>
-            <w:proofErr w:type="gramEnd"/>
             <w:r>
               <w:rPr>
                 <w:sz w:val="24"/>
@@ -1364,19 +1300,11 @@
                 <w:sz w:val="24"/>
               </w:rPr>
             </w:pPr>
-            <w:proofErr w:type="gramStart"/>
-            <w:r>
-              <w:rPr>
-                <w:sz w:val="24"/>
-              </w:rPr>
-              <w:t>{{ acompanhantes</w:t>
-            </w:r>
-            <w:proofErr w:type="gramEnd"/>
-            <w:r>
-              <w:rPr>
-                <w:sz w:val="24"/>
-              </w:rPr>
-              <w:t xml:space="preserve"> }}</w:t>
+            <w:r>
+              <w:rPr>
+                <w:sz w:val="24"/>
+              </w:rPr>
+              <w:t>{{ acompanhantes }}</w:t>
             </w:r>
           </w:p>
         </w:tc>
@@ -1604,34 +1532,273 @@
               <w:rPr>
                 <w:noProof/>
               </w:rPr>
-              <w:t xml:space="preserve">{% for f in lista_fotos %} </w:t>
-            </w:r>
+              <w:t xml:space="preserve">{% if fotos_equipamento %} </w:t>
+            </w:r>
+          </w:p>
+          <w:p>
+            <w:pPr>
+              <w:pStyle w:val="PargrafodaLista"/>
+              <w:numPr>
+                <w:ilvl w:val="0"/>
+                <w:numId w:val="1"/>
+              </w:numPr>
+              <w:ind w:left="357" w:firstLine="357"/>
+              <w:rPr>
+                <w:noProof/>
+              </w:rPr>
+            </w:pPr>
             <w:r>
               <w:rPr>
                 <w:b/>
                 <w:bCs/>
                 <w:noProof/>
               </w:rPr>
-              <w:t>{{ f.titulo }}</w:t>
-            </w:r>
-            <w:r>
-              <w:rPr>
-                <w:noProof/>
-              </w:rPr>
-              <w:t xml:space="preserve"> {{ f.imagem }} {{ f.fonte }}</w:t>
-            </w:r>
-          </w:p>
-          <w:p>
-            <w:pPr>
-              <w:rPr>
-                <w:noProof/>
-              </w:rPr>
-            </w:pPr>
-            <w:r>
-              <w:rPr>
-                <w:noProof/>
-              </w:rPr>
-              <w:t>{% endfor %}</w:t>
+              <w:t>Identificação do Equipamento</w:t>
+            </w:r>
+            <w:r>
+              <w:rPr>
+                <w:noProof/>
+              </w:rPr>
+              <w:t xml:space="preserve"> </w:t>
+            </w:r>
+          </w:p>
+          <w:p>
+            <w:pPr>
+              <w:pStyle w:val="PargrafodaLista"/>
+              <w:rPr>
+                <w:noProof/>
+              </w:rPr>
+            </w:pPr>
+            <w:r>
+              <w:rPr>
+                <w:noProof/>
+              </w:rPr>
+              <w:t>{% for f in fotos_equipamento %} {{ f.titulo }} {{ f.imagem }} {{ f.fonte }}</w:t>
+            </w:r>
+          </w:p>
+          <w:p>
+            <w:pPr>
+              <w:rPr>
+                <w:noProof/>
+              </w:rPr>
+            </w:pPr>
+            <w:r>
+              <w:rPr>
+                <w:noProof/>
+              </w:rPr>
+              <w:t>{% endfor %} {% endif %}</w:t>
+            </w:r>
+          </w:p>
+          <w:p>
+            <w:pPr>
+              <w:rPr>
+                <w:noProof/>
+              </w:rPr>
+            </w:pPr>
+          </w:p>
+          <w:p>
+            <w:pPr>
+              <w:rPr>
+                <w:noProof/>
+              </w:rPr>
+            </w:pPr>
+            <w:r>
+              <w:rPr>
+                <w:noProof/>
+              </w:rPr>
+              <w:t xml:space="preserve">{% if fotos_instalacao %} </w:t>
+            </w:r>
+          </w:p>
+          <w:p>
+            <w:pPr>
+              <w:pStyle w:val="PargrafodaLista"/>
+              <w:numPr>
+                <w:ilvl w:val="0"/>
+                <w:numId w:val="1"/>
+              </w:numPr>
+              <w:ind w:left="357" w:firstLine="357"/>
+              <w:jc w:val="both"/>
+              <w:rPr>
+                <w:noProof/>
+              </w:rPr>
+            </w:pPr>
+            <w:r>
+              <w:rPr>
+                <w:b/>
+                <w:bCs/>
+                <w:noProof/>
+              </w:rPr>
+              <w:t>Instalação e Chicotes</w:t>
+            </w:r>
+          </w:p>
+          <w:p>
+            <w:pPr>
+              <w:pStyle w:val="PargrafodaLista"/>
+              <w:rPr>
+                <w:noProof/>
+              </w:rPr>
+            </w:pPr>
+            <w:r>
+              <w:rPr>
+                <w:noProof/>
+              </w:rPr>
+              <w:t>{% for f in fotos_instalacao %} {{ f.titulo }} {{ f.imagem }} {{ f.fonte }}</w:t>
+            </w:r>
+          </w:p>
+          <w:p>
+            <w:pPr>
+              <w:rPr>
+                <w:noProof/>
+              </w:rPr>
+            </w:pPr>
+            <w:r>
+              <w:rPr>
+                <w:noProof/>
+              </w:rPr>
+              <w:t>{% endfor %} {% endif %}</w:t>
+            </w:r>
+          </w:p>
+          <w:p>
+            <w:pPr>
+              <w:rPr>
+                <w:noProof/>
+              </w:rPr>
+            </w:pPr>
+          </w:p>
+          <w:p>
+            <w:pPr>
+              <w:rPr>
+                <w:noProof/>
+              </w:rPr>
+            </w:pPr>
+            <w:r>
+              <w:rPr>
+                <w:noProof/>
+              </w:rPr>
+              <w:t xml:space="preserve">{% if fotos_configuracao %} </w:t>
+            </w:r>
+          </w:p>
+          <w:p>
+            <w:pPr>
+              <w:pStyle w:val="PargrafodaLista"/>
+              <w:numPr>
+                <w:ilvl w:val="0"/>
+                <w:numId w:val="1"/>
+              </w:numPr>
+              <w:ind w:left="357" w:firstLine="357"/>
+              <w:rPr>
+                <w:noProof/>
+              </w:rPr>
+            </w:pPr>
+            <w:r>
+              <w:rPr>
+                <w:b/>
+                <w:bCs/>
+                <w:noProof/>
+              </w:rPr>
+              <w:t>Configurações</w:t>
+            </w:r>
+            <w:r>
+              <w:rPr>
+                <w:noProof/>
+              </w:rPr>
+              <w:t xml:space="preserve"> </w:t>
+            </w:r>
+          </w:p>
+          <w:p>
+            <w:pPr>
+              <w:pStyle w:val="PargrafodaLista"/>
+              <w:rPr>
+                <w:noProof/>
+              </w:rPr>
+            </w:pPr>
+            <w:r>
+              <w:rPr>
+                <w:noProof/>
+              </w:rPr>
+              <w:t>{% for f in fotos_configuracao %} {{ f.titulo }} {{ f.imagem }} {{ f.fonte }}</w:t>
+            </w:r>
+          </w:p>
+          <w:p>
+            <w:pPr>
+              <w:rPr>
+                <w:noProof/>
+              </w:rPr>
+            </w:pPr>
+            <w:r>
+              <w:rPr>
+                <w:noProof/>
+              </w:rPr>
+              <w:t>{% endfor %} {% endif %}</w:t>
+            </w:r>
+          </w:p>
+          <w:p>
+            <w:pPr>
+              <w:rPr>
+                <w:noProof/>
+              </w:rPr>
+            </w:pPr>
+          </w:p>
+          <w:p>
+            <w:pPr>
+              <w:rPr>
+                <w:noProof/>
+              </w:rPr>
+            </w:pPr>
+            <w:r>
+              <w:rPr>
+                <w:noProof/>
+              </w:rPr>
+              <w:t xml:space="preserve">{% if fotos_outros %} </w:t>
+            </w:r>
+          </w:p>
+          <w:p>
+            <w:pPr>
+              <w:ind w:firstLine="709"/>
+              <w:rPr>
+                <w:noProof/>
+              </w:rPr>
+            </w:pPr>
+            <w:r>
+              <w:rPr>
+                <w:b/>
+                <w:bCs/>
+                <w:noProof/>
+              </w:rPr>
+              <w:t>4. Outros Registros</w:t>
+            </w:r>
+            <w:r>
+              <w:rPr>
+                <w:noProof/>
+              </w:rPr>
+              <w:t xml:space="preserve"> </w:t>
+            </w:r>
+          </w:p>
+          <w:p>
+            <w:pPr>
+              <w:ind w:firstLine="709"/>
+              <w:rPr>
+                <w:noProof/>
+              </w:rPr>
+            </w:pPr>
+            <w:r>
+              <w:rPr>
+                <w:noProof/>
+              </w:rPr>
+              <w:t>{% for f in fotos_outros %} {{ f.titulo }} {{ f.imagem }} {{ f.fonte }}</w:t>
+            </w:r>
+          </w:p>
+          <w:p>
+            <w:pPr>
+              <w:rPr>
+                <w:noProof/>
+              </w:rPr>
+            </w:pPr>
+            <w:r>
+              <w:rPr>
+                <w:noProof/>
+              </w:rPr>
+              <w:t>{% endfor %} {% endif %}</w:t>
             </w:r>
           </w:p>
           <w:p>
@@ -1700,8 +1867,8 @@
     </w:p>
     <w:p/>
     <w:sectPr>
-      <w:headerReference w:type="default" r:id="rId10"/>
-      <w:footerReference w:type="default" r:id="rId11"/>
+      <w:headerReference w:type="default" r:id="rId11"/>
+      <w:footerReference w:type="default" r:id="rId12"/>
       <w:pgSz w:w="11906" w:h="16838"/>
       <w:pgMar w:top="1417" w:right="1701" w:bottom="1417" w:left="1701" w:header="708" w:footer="708" w:gutter="0"/>
       <w:cols w:space="708"/>
@@ -2029,6 +2196,104 @@
     </w:r>
   </w:p>
 </w:hdr>
+</file>
+
+<file path=word/numbering.xml><?xml version="1.0" encoding="utf-8"?>
+<w:numbering xmlns:wpc="http://schemas.microsoft.com/office/word/2010/wordprocessingCanvas" xmlns:cx="http://schemas.microsoft.com/office/drawing/2014/chartex" xmlns:cx1="http://schemas.microsoft.com/office/drawing/2015/9/8/chartex" xmlns:cx2="http://schemas.microsoft.com/office/drawing/2015/10/21/chartex" xmlns:cx3="http://schemas.microsoft.com/office/drawing/2016/5/9/chartex" xmlns:cx4="http://schemas.microsoft.com/office/drawing/2016/5/10/chartex" xmlns:cx5="http://schemas.microsoft.com/office/drawing/2016/5/11/chartex" xmlns:cx6="http://schemas.microsoft.com/office/drawing/2016/5/12/chartex" xmlns:cx7="http://schemas.microsoft.com/office/drawing/2016/5/13/chartex" xmlns:cx8="http://schemas.microsoft.com/office/drawing/2016/5/14/chartex" xmlns:mc="http://schemas.openxmlformats.org/markup-compatibility/2006" xmlns:aink="http://schemas.microsoft.com/office/drawing/2016/ink" xmlns:am3d="http://schemas.microsoft.com/office/drawing/2017/model3d" xmlns:o="urn:schemas-microsoft-com:office:office" xmlns:oel="http://schemas.microsoft.com/office/2019/extlst" xmlns:r="http://schemas.openxmlformats.org/officeDocument/2006/relationships" xmlns:m="http://schemas.openxmlformats.org/officeDocument/2006/math" xmlns:v="urn:schemas-microsoft-com:vml" xmlns:wp14="http://schemas.microsoft.com/office/word/2010/wordprocessingDrawing" xmlns:wp="http://schemas.openxmlformats.org/drawingml/2006/wordprocessingDrawing" xmlns:w10="urn:schemas-microsoft-com:office:word" xmlns:w="http://schemas.openxmlformats.org/wordprocessingml/2006/main" xmlns:w14="http://schemas.microsoft.com/office/word/2010/wordml" xmlns:w15="http://schemas.microsoft.com/office/word/2012/wordml" xmlns:w16cex="http://schemas.microsoft.com/office/word/2018/wordml/cex" xmlns:w16cid="http://schemas.microsoft.com/office/word/2016/wordml/cid" xmlns:w16="http://schemas.microsoft.com/office/word/2018/wordml" xmlns:w16du="http://schemas.microsoft.com/office/word/2023/wordml/word16du" xmlns:w16sdtdh="http://schemas.microsoft.com/office/word/2020/wordml/sdtdatahash" xmlns:w16sdtfl="http://schemas.microsoft.com/office/word/2024/wordml/sdtformatlock" xmlns:w16se="http://schemas.microsoft.com/office/word/2015/wordml/symex" xmlns:wpg="http://schemas.microsoft.com/office/word/2010/wordprocessingGroup" xmlns:wpi="http://schemas.microsoft.com/office/word/2010/wordprocessingInk" xmlns:wne="http://schemas.microsoft.com/office/word/2006/wordml" xmlns:wps="http://schemas.microsoft.com/office/word/2010/wordprocessingShape" mc:Ignorable="w14 w15 w16se w16cid w16 w16cex w16sdtdh w16sdtfl w16du wp14">
+  <w:abstractNum w:abstractNumId="0" w15:restartNumberingAfterBreak="0">
+    <w:nsid w:val="37126847"/>
+    <w:multiLevelType w:val="hybridMultilevel"/>
+    <w:tmpl w:val="DF844A12"/>
+    <w:lvl w:ilvl="0" w:tplc="FE802724">
+      <w:start w:val="1"/>
+      <w:numFmt w:val="decimal"/>
+      <w:lvlText w:val="%1."/>
+      <w:lvlJc w:val="left"/>
+      <w:pPr>
+        <w:ind w:left="720" w:hanging="360"/>
+      </w:pPr>
+      <w:rPr>
+        <w:rFonts w:hint="default"/>
+        <w:b/>
+      </w:rPr>
+    </w:lvl>
+    <w:lvl w:ilvl="1" w:tplc="04160019" w:tentative="1">
+      <w:start w:val="1"/>
+      <w:numFmt w:val="lowerLetter"/>
+      <w:lvlText w:val="%2."/>
+      <w:lvlJc w:val="left"/>
+      <w:pPr>
+        <w:ind w:left="1440" w:hanging="360"/>
+      </w:pPr>
+    </w:lvl>
+    <w:lvl w:ilvl="2" w:tplc="0416001B" w:tentative="1">
+      <w:start w:val="1"/>
+      <w:numFmt w:val="lowerRoman"/>
+      <w:lvlText w:val="%3."/>
+      <w:lvlJc w:val="right"/>
+      <w:pPr>
+        <w:ind w:left="2160" w:hanging="180"/>
+      </w:pPr>
+    </w:lvl>
+    <w:lvl w:ilvl="3" w:tplc="0416000F" w:tentative="1">
+      <w:start w:val="1"/>
+      <w:numFmt w:val="decimal"/>
+      <w:lvlText w:val="%4."/>
+      <w:lvlJc w:val="left"/>
+      <w:pPr>
+        <w:ind w:left="2880" w:hanging="360"/>
+      </w:pPr>
+    </w:lvl>
+    <w:lvl w:ilvl="4" w:tplc="04160019" w:tentative="1">
+      <w:start w:val="1"/>
+      <w:numFmt w:val="lowerLetter"/>
+      <w:lvlText w:val="%5."/>
+      <w:lvlJc w:val="left"/>
+      <w:pPr>
+        <w:ind w:left="3600" w:hanging="360"/>
+      </w:pPr>
+    </w:lvl>
+    <w:lvl w:ilvl="5" w:tplc="0416001B" w:tentative="1">
+      <w:start w:val="1"/>
+      <w:numFmt w:val="lowerRoman"/>
+      <w:lvlText w:val="%6."/>
+      <w:lvlJc w:val="right"/>
+      <w:pPr>
+        <w:ind w:left="4320" w:hanging="180"/>
+      </w:pPr>
+    </w:lvl>
+    <w:lvl w:ilvl="6" w:tplc="0416000F" w:tentative="1">
+      <w:start w:val="1"/>
+      <w:numFmt w:val="decimal"/>
+      <w:lvlText w:val="%7."/>
+      <w:lvlJc w:val="left"/>
+      <w:pPr>
+        <w:ind w:left="5040" w:hanging="360"/>
+      </w:pPr>
+    </w:lvl>
+    <w:lvl w:ilvl="7" w:tplc="04160019" w:tentative="1">
+      <w:start w:val="1"/>
+      <w:numFmt w:val="lowerLetter"/>
+      <w:lvlText w:val="%8."/>
+      <w:lvlJc w:val="left"/>
+      <w:pPr>
+        <w:ind w:left="5760" w:hanging="360"/>
+      </w:pPr>
+    </w:lvl>
+    <w:lvl w:ilvl="8" w:tplc="0416001B" w:tentative="1">
+      <w:start w:val="1"/>
+      <w:numFmt w:val="lowerRoman"/>
+      <w:lvlText w:val="%9."/>
+      <w:lvlJc w:val="right"/>
+      <w:pPr>
+        <w:ind w:left="6480" w:hanging="180"/>
+      </w:pPr>
+    </w:lvl>
+  </w:abstractNum>
+  <w:num w:numId="1" w16cid:durableId="588467795">
+    <w:abstractNumId w:val="0"/>
+  </w:num>
+</w:numbering>
 </file>
 
 <file path=word/styles.xml><?xml version="1.0" encoding="utf-8"?>
@@ -2855,19 +3120,6 @@
 </file>
 
 <file path=customXml/item1.xml><?xml version="1.0" encoding="utf-8"?>
-<b:Sources xmlns:b="http://schemas.openxmlformats.org/officeDocument/2006/bibliography" xmlns="http://schemas.openxmlformats.org/officeDocument/2006/bibliography" SelectedStyle="\APASixthEditionOfficeOnline.xsl" StyleName="APA" Version="6"/>
-</file>
-
-<file path=customXml/item2.xml><?xml version="1.0" encoding="utf-8"?>
-<?mso-contentType ?>
-<FormTemplates xmlns="http://schemas.microsoft.com/sharepoint/v3/contenttype/forms">
-  <Display>DocumentLibraryForm</Display>
-  <Edit>DocumentLibraryForm</Edit>
-  <New>DocumentLibraryForm</New>
-</FormTemplates>
-</file>
-
-<file path=customXml/item3.xml><?xml version="1.0" encoding="utf-8"?>
 <ct:contentTypeSchema xmlns:ct="http://schemas.microsoft.com/office/2006/metadata/contentType" xmlns:ma="http://schemas.microsoft.com/office/2006/metadata/properties/metaAttributes" ct:_="" ma:_="" ma:contentTypeName="Documento" ma:contentTypeID="0x0101004E8FEF7DD955B44C9F95FD09692E2891" ma:contentTypeVersion="21" ma:contentTypeDescription="Crie um novo documento." ma:contentTypeScope="" ma:versionID="5bad8c8f9ecc5dbef2b21dad49a36a44">
   <xsd:schema xmlns:xsd="http://www.w3.org/2001/XMLSchema" xmlns:xs="http://www.w3.org/2001/XMLSchema" xmlns:p="http://schemas.microsoft.com/office/2006/metadata/properties" xmlns:ns2="06695d39-0495-4663-bce2-9acd9336d02f" xmlns:ns3="f36136e1-f729-4f5d-b634-1fb9499e6d54" targetNamespace="http://schemas.microsoft.com/office/2006/metadata/properties" ma:root="true" ma:fieldsID="003b192d40c6ced0dc487637d844a569" ns2:_="" ns3:_="">
     <xsd:import namespace="06695d39-0495-4663-bce2-9acd9336d02f"/>
@@ -3128,6 +3380,19 @@
 </ct:contentTypeSchema>
 </file>
 
+<file path=customXml/item2.xml><?xml version="1.0" encoding="utf-8"?>
+<?mso-contentType ?>
+<FormTemplates xmlns="http://schemas.microsoft.com/sharepoint/v3/contenttype/forms">
+  <Display>DocumentLibraryForm</Display>
+  <Edit>DocumentLibraryForm</Edit>
+  <New>DocumentLibraryForm</New>
+</FormTemplates>
+</file>
+
+<file path=customXml/item3.xml><?xml version="1.0" encoding="utf-8"?>
+<b:Sources xmlns:b="http://schemas.openxmlformats.org/officeDocument/2006/bibliography" xmlns="http://schemas.openxmlformats.org/officeDocument/2006/bibliography" SelectedStyle="\APASixthEditionOfficeOnline.xsl" StyleName="APA" Version="6"/>
+</file>
+
 <file path=customXml/item4.xml><?xml version="1.0" encoding="utf-8"?>
 <p:properties xmlns:p="http://schemas.microsoft.com/office/2006/metadata/properties" xmlns:xsi="http://www.w3.org/2001/XMLSchema-instance" xmlns:pc="http://schemas.microsoft.com/office/infopath/2007/PartnerControls">
   <documentManagement>
@@ -3141,22 +3406,6 @@
 </file>
 
 <file path=customXml/itemProps1.xml><?xml version="1.0" encoding="utf-8"?>
-<ds:datastoreItem xmlns:ds="http://schemas.openxmlformats.org/officeDocument/2006/customXml" ds:itemID="{1CF40AB9-A678-4909-BFC8-C2DBF1E6B1FD}">
-  <ds:schemaRefs>
-    <ds:schemaRef ds:uri="http://schemas.openxmlformats.org/officeDocument/2006/bibliography"/>
-  </ds:schemaRefs>
-</ds:datastoreItem>
-</file>
-
-<file path=customXml/itemProps2.xml><?xml version="1.0" encoding="utf-8"?>
-<ds:datastoreItem xmlns:ds="http://schemas.openxmlformats.org/officeDocument/2006/customXml" ds:itemID="{6E421781-A1B4-4E24-BF8D-1AD8ECF5D22C}">
-  <ds:schemaRefs>
-    <ds:schemaRef ds:uri="http://schemas.microsoft.com/sharepoint/v3/contenttype/forms"/>
-  </ds:schemaRefs>
-</ds:datastoreItem>
-</file>
-
-<file path=customXml/itemProps3.xml><?xml version="1.0" encoding="utf-8"?>
 <ds:datastoreItem xmlns:ds="http://schemas.openxmlformats.org/officeDocument/2006/customXml" ds:itemID="{52BCF3A6-8071-4557-9333-2791990BD5BE}">
   <ds:schemaRefs>
     <ds:schemaRef ds:uri="http://schemas.microsoft.com/office/2006/metadata/contentType"/>
@@ -3175,6 +3424,22 @@
 </ds:datastoreItem>
 </file>
 
+<file path=customXml/itemProps2.xml><?xml version="1.0" encoding="utf-8"?>
+<ds:datastoreItem xmlns:ds="http://schemas.openxmlformats.org/officeDocument/2006/customXml" ds:itemID="{6E421781-A1B4-4E24-BF8D-1AD8ECF5D22C}">
+  <ds:schemaRefs>
+    <ds:schemaRef ds:uri="http://schemas.microsoft.com/sharepoint/v3/contenttype/forms"/>
+  </ds:schemaRefs>
+</ds:datastoreItem>
+</file>
+
+<file path=customXml/itemProps3.xml><?xml version="1.0" encoding="utf-8"?>
+<ds:datastoreItem xmlns:ds="http://schemas.openxmlformats.org/officeDocument/2006/customXml" ds:itemID="{1CF40AB9-A678-4909-BFC8-C2DBF1E6B1FD}">
+  <ds:schemaRefs>
+    <ds:schemaRef ds:uri="http://schemas.openxmlformats.org/officeDocument/2006/bibliography"/>
+  </ds:schemaRefs>
+</ds:datastoreItem>
+</file>
+
 <file path=customXml/itemProps4.xml><?xml version="1.0" encoding="utf-8"?>
 <ds:datastoreItem xmlns:ds="http://schemas.openxmlformats.org/officeDocument/2006/customXml" ds:itemID="{B3B5B9FB-EBE2-472A-8F12-456676001297}">
   <ds:schemaRefs>

--- a/modelo_tags.docx
+++ b/modelo_tags.docx
@@ -163,25 +163,7 @@
                 <w:color w:val="404040" w:themeColor="text1" w:themeTint="BF"/>
                 <w:sz w:val="28"/>
               </w:rPr>
-              <w:t xml:space="preserve">{{ </w:t>
-            </w:r>
-            <w:proofErr w:type="spellStart"/>
-            <w:r>
-              <w:rPr>
-                <w:b/>
-                <w:color w:val="404040" w:themeColor="text1" w:themeTint="BF"/>
-                <w:sz w:val="28"/>
-              </w:rPr>
-              <w:t>instalacao</w:t>
-            </w:r>
-            <w:proofErr w:type="spellEnd"/>
-            <w:r>
-              <w:rPr>
-                <w:b/>
-                <w:color w:val="404040" w:themeColor="text1" w:themeTint="BF"/>
-                <w:sz w:val="28"/>
-              </w:rPr>
-              <w:t xml:space="preserve"> }}</w:t>
+              <w:t>{{ instalacao }}</w:t>
             </w:r>
           </w:p>
         </w:tc>
@@ -278,23 +260,7 @@
           <w:b/>
           <w:sz w:val="24"/>
         </w:rPr>
-        <w:t xml:space="preserve">{{ </w:t>
-      </w:r>
-      <w:proofErr w:type="spellStart"/>
-      <w:r>
-        <w:rPr>
-          <w:b/>
-          <w:sz w:val="24"/>
-        </w:rPr>
-        <w:t>data_visita</w:t>
-      </w:r>
-      <w:proofErr w:type="spellEnd"/>
-      <w:r>
-        <w:rPr>
-          <w:b/>
-          <w:sz w:val="24"/>
-        </w:rPr>
-        <w:t xml:space="preserve"> }}</w:t>
+        <w:t>{{ data_visita }}</w:t>
       </w:r>
     </w:p>
     <w:tbl>
@@ -366,21 +332,7 @@
               <w:rPr>
                 <w:sz w:val="24"/>
               </w:rPr>
-              <w:t xml:space="preserve">{{ </w:t>
-            </w:r>
-            <w:proofErr w:type="spellStart"/>
-            <w:r>
-              <w:rPr>
-                <w:sz w:val="24"/>
-              </w:rPr>
-              <w:t>tecnicos</w:t>
-            </w:r>
-            <w:proofErr w:type="spellEnd"/>
-            <w:r>
-              <w:rPr>
-                <w:sz w:val="24"/>
-              </w:rPr>
-              <w:t xml:space="preserve"> }}</w:t>
+              <w:t>{{ tecnicos }}</w:t>
             </w:r>
             <w:r>
               <w:rPr>
@@ -489,21 +441,7 @@
               <w:rPr>
                 <w:sz w:val="24"/>
               </w:rPr>
-              <w:t xml:space="preserve">{{ </w:t>
-            </w:r>
-            <w:proofErr w:type="spellStart"/>
-            <w:r>
-              <w:rPr>
-                <w:sz w:val="24"/>
-              </w:rPr>
-              <w:t>cliente_local</w:t>
-            </w:r>
-            <w:proofErr w:type="spellEnd"/>
-            <w:r>
-              <w:rPr>
-                <w:sz w:val="24"/>
-              </w:rPr>
-              <w:t xml:space="preserve"> }}</w:t>
+              <w:t>{{ cliente_local }}</w:t>
             </w:r>
           </w:p>
         </w:tc>
@@ -653,6 +591,12 @@
                 <w:sz w:val="24"/>
               </w:rPr>
             </w:pPr>
+            <w:r>
+              <w:rPr>
+                <w:sz w:val="24"/>
+              </w:rPr>
+              <w:t>{{ img_info_equipamento }}</w:t>
+            </w:r>
           </w:p>
         </w:tc>
       </w:tr>
@@ -829,6 +773,27 @@
                 <w:sz w:val="24"/>
               </w:rPr>
             </w:pPr>
+            <w:r>
+              <w:rPr>
+                <w:bCs/>
+                <w:sz w:val="24"/>
+              </w:rPr>
+              <w:t>{{ img_maquina }}</w:t>
+            </w:r>
+            <w:r>
+              <w:rPr>
+                <w:bCs/>
+                <w:sz w:val="24"/>
+              </w:rPr>
+              <w:t xml:space="preserve"> </w:t>
+            </w:r>
+            <w:r>
+              <w:rPr>
+                <w:bCs/>
+                <w:sz w:val="24"/>
+              </w:rPr>
+              <w:t>{{ img_implemento }}</w:t>
+            </w:r>
           </w:p>
         </w:tc>
       </w:tr>
@@ -1064,21 +1029,7 @@
               <w:rPr>
                 <w:sz w:val="24"/>
               </w:rPr>
-              <w:t xml:space="preserve">{{ </w:t>
-            </w:r>
-            <w:proofErr w:type="spellStart"/>
-            <w:r>
-              <w:rPr>
-                <w:sz w:val="24"/>
-              </w:rPr>
-              <w:t>configuracoes</w:t>
-            </w:r>
-            <w:proofErr w:type="spellEnd"/>
-            <w:r>
-              <w:rPr>
-                <w:sz w:val="24"/>
-              </w:rPr>
-              <w:t xml:space="preserve"> }}</w:t>
+              <w:t>{{ configuracoes }}</w:t>
             </w:r>
           </w:p>
         </w:tc>
@@ -1185,21 +1136,7 @@
               <w:rPr>
                 <w:sz w:val="24"/>
               </w:rPr>
-              <w:t xml:space="preserve">{{ </w:t>
-            </w:r>
-            <w:proofErr w:type="spellStart"/>
-            <w:r>
-              <w:rPr>
-                <w:sz w:val="24"/>
-              </w:rPr>
-              <w:t>calibracoes</w:t>
-            </w:r>
-            <w:proofErr w:type="spellEnd"/>
-            <w:r>
-              <w:rPr>
-                <w:sz w:val="24"/>
-              </w:rPr>
-              <w:t xml:space="preserve"> }}</w:t>
+              <w:t>{{ calibracoes }}</w:t>
             </w:r>
           </w:p>
         </w:tc>
@@ -3120,6 +3057,31 @@
 </file>
 
 <file path=customXml/item1.xml><?xml version="1.0" encoding="utf-8"?>
+<p:properties xmlns:p="http://schemas.microsoft.com/office/2006/metadata/properties" xmlns:xsi="http://www.w3.org/2001/XMLSchema-instance" xmlns:pc="http://schemas.microsoft.com/office/infopath/2007/PartnerControls">
+  <documentManagement>
+    <lcf76f155ced4ddcb4097134ff3c332f xmlns="06695d39-0495-4663-bce2-9acd9336d02f">
+      <Terms xmlns="http://schemas.microsoft.com/office/infopath/2007/PartnerControls"/>
+    </lcf76f155ced4ddcb4097134ff3c332f>
+    <TaxCatchAll xmlns="f36136e1-f729-4f5d-b634-1fb9499e6d54" xsi:nil="true"/>
+    <_Flow_SignoffStatus xmlns="06695d39-0495-4663-bce2-9acd9336d02f" xsi:nil="true"/>
+  </documentManagement>
+</p:properties>
+</file>
+
+<file path=customXml/item2.xml><?xml version="1.0" encoding="utf-8"?>
+<b:Sources xmlns:b="http://schemas.openxmlformats.org/officeDocument/2006/bibliography" xmlns="http://schemas.openxmlformats.org/officeDocument/2006/bibliography" SelectedStyle="\APASixthEditionOfficeOnline.xsl" StyleName="APA" Version="6"/>
+</file>
+
+<file path=customXml/item3.xml><?xml version="1.0" encoding="utf-8"?>
+<?mso-contentType ?>
+<FormTemplates xmlns="http://schemas.microsoft.com/sharepoint/v3/contenttype/forms">
+  <Display>DocumentLibraryForm</Display>
+  <Edit>DocumentLibraryForm</Edit>
+  <New>DocumentLibraryForm</New>
+</FormTemplates>
+</file>
+
+<file path=customXml/item4.xml><?xml version="1.0" encoding="utf-8"?>
 <ct:contentTypeSchema xmlns:ct="http://schemas.microsoft.com/office/2006/metadata/contentType" xmlns:ma="http://schemas.microsoft.com/office/2006/metadata/properties/metaAttributes" ct:_="" ma:_="" ma:contentTypeName="Documento" ma:contentTypeID="0x0101004E8FEF7DD955B44C9F95FD09692E2891" ma:contentTypeVersion="21" ma:contentTypeDescription="Crie um novo documento." ma:contentTypeScope="" ma:versionID="5bad8c8f9ecc5dbef2b21dad49a36a44">
   <xsd:schema xmlns:xsd="http://www.w3.org/2001/XMLSchema" xmlns:xs="http://www.w3.org/2001/XMLSchema" xmlns:p="http://schemas.microsoft.com/office/2006/metadata/properties" xmlns:ns2="06695d39-0495-4663-bce2-9acd9336d02f" xmlns:ns3="f36136e1-f729-4f5d-b634-1fb9499e6d54" targetNamespace="http://schemas.microsoft.com/office/2006/metadata/properties" ma:root="true" ma:fieldsID="003b192d40c6ced0dc487637d844a569" ns2:_="" ns3:_="">
     <xsd:import namespace="06695d39-0495-4663-bce2-9acd9336d02f"/>
@@ -3380,32 +3342,34 @@
 </ct:contentTypeSchema>
 </file>
 
-<file path=customXml/item2.xml><?xml version="1.0" encoding="utf-8"?>
-<?mso-contentType ?>
-<FormTemplates xmlns="http://schemas.microsoft.com/sharepoint/v3/contenttype/forms">
-  <Display>DocumentLibraryForm</Display>
-  <Edit>DocumentLibraryForm</Edit>
-  <New>DocumentLibraryForm</New>
-</FormTemplates>
+<file path=customXml/itemProps1.xml><?xml version="1.0" encoding="utf-8"?>
+<ds:datastoreItem xmlns:ds="http://schemas.openxmlformats.org/officeDocument/2006/customXml" ds:itemID="{B3B5B9FB-EBE2-472A-8F12-456676001297}">
+  <ds:schemaRefs>
+    <ds:schemaRef ds:uri="http://schemas.microsoft.com/office/2006/metadata/properties"/>
+    <ds:schemaRef ds:uri="http://schemas.microsoft.com/office/infopath/2007/PartnerControls"/>
+    <ds:schemaRef ds:uri="06695d39-0495-4663-bce2-9acd9336d02f"/>
+    <ds:schemaRef ds:uri="f36136e1-f729-4f5d-b634-1fb9499e6d54"/>
+  </ds:schemaRefs>
+</ds:datastoreItem>
 </file>
 
-<file path=customXml/item3.xml><?xml version="1.0" encoding="utf-8"?>
-<b:Sources xmlns:b="http://schemas.openxmlformats.org/officeDocument/2006/bibliography" xmlns="http://schemas.openxmlformats.org/officeDocument/2006/bibliography" SelectedStyle="\APASixthEditionOfficeOnline.xsl" StyleName="APA" Version="6"/>
+<file path=customXml/itemProps2.xml><?xml version="1.0" encoding="utf-8"?>
+<ds:datastoreItem xmlns:ds="http://schemas.openxmlformats.org/officeDocument/2006/customXml" ds:itemID="{1CF40AB9-A678-4909-BFC8-C2DBF1E6B1FD}">
+  <ds:schemaRefs>
+    <ds:schemaRef ds:uri="http://schemas.openxmlformats.org/officeDocument/2006/bibliography"/>
+  </ds:schemaRefs>
+</ds:datastoreItem>
 </file>
 
-<file path=customXml/item4.xml><?xml version="1.0" encoding="utf-8"?>
-<p:properties xmlns:p="http://schemas.microsoft.com/office/2006/metadata/properties" xmlns:xsi="http://www.w3.org/2001/XMLSchema-instance" xmlns:pc="http://schemas.microsoft.com/office/infopath/2007/PartnerControls">
-  <documentManagement>
-    <lcf76f155ced4ddcb4097134ff3c332f xmlns="06695d39-0495-4663-bce2-9acd9336d02f">
-      <Terms xmlns="http://schemas.microsoft.com/office/infopath/2007/PartnerControls"/>
-    </lcf76f155ced4ddcb4097134ff3c332f>
-    <TaxCatchAll xmlns="f36136e1-f729-4f5d-b634-1fb9499e6d54" xsi:nil="true"/>
-    <_Flow_SignoffStatus xmlns="06695d39-0495-4663-bce2-9acd9336d02f" xsi:nil="true"/>
-  </documentManagement>
-</p:properties>
+<file path=customXml/itemProps3.xml><?xml version="1.0" encoding="utf-8"?>
+<ds:datastoreItem xmlns:ds="http://schemas.openxmlformats.org/officeDocument/2006/customXml" ds:itemID="{6E421781-A1B4-4E24-BF8D-1AD8ECF5D22C}">
+  <ds:schemaRefs>
+    <ds:schemaRef ds:uri="http://schemas.microsoft.com/sharepoint/v3/contenttype/forms"/>
+  </ds:schemaRefs>
+</ds:datastoreItem>
 </file>
 
-<file path=customXml/itemProps1.xml><?xml version="1.0" encoding="utf-8"?>
+<file path=customXml/itemProps4.xml><?xml version="1.0" encoding="utf-8"?>
 <ds:datastoreItem xmlns:ds="http://schemas.openxmlformats.org/officeDocument/2006/customXml" ds:itemID="{52BCF3A6-8071-4557-9333-2791990BD5BE}">
   <ds:schemaRefs>
     <ds:schemaRef ds:uri="http://schemas.microsoft.com/office/2006/metadata/contentType"/>
@@ -3422,31 +3386,4 @@
     <ds:schemaRef ds:uri="http://schemas.microsoft.com/internal/obd"/>
   </ds:schemaRefs>
 </ds:datastoreItem>
-</file>
-
-<file path=customXml/itemProps2.xml><?xml version="1.0" encoding="utf-8"?>
-<ds:datastoreItem xmlns:ds="http://schemas.openxmlformats.org/officeDocument/2006/customXml" ds:itemID="{6E421781-A1B4-4E24-BF8D-1AD8ECF5D22C}">
-  <ds:schemaRefs>
-    <ds:schemaRef ds:uri="http://schemas.microsoft.com/sharepoint/v3/contenttype/forms"/>
-  </ds:schemaRefs>
-</ds:datastoreItem>
-</file>
-
-<file path=customXml/itemProps3.xml><?xml version="1.0" encoding="utf-8"?>
-<ds:datastoreItem xmlns:ds="http://schemas.openxmlformats.org/officeDocument/2006/customXml" ds:itemID="{1CF40AB9-A678-4909-BFC8-C2DBF1E6B1FD}">
-  <ds:schemaRefs>
-    <ds:schemaRef ds:uri="http://schemas.openxmlformats.org/officeDocument/2006/bibliography"/>
-  </ds:schemaRefs>
-</ds:datastoreItem>
-</file>
-
-<file path=customXml/itemProps4.xml><?xml version="1.0" encoding="utf-8"?>
-<ds:datastoreItem xmlns:ds="http://schemas.openxmlformats.org/officeDocument/2006/customXml" ds:itemID="{B3B5B9FB-EBE2-472A-8F12-456676001297}">
-  <ds:schemaRefs>
-    <ds:schemaRef ds:uri="http://schemas.microsoft.com/office/2006/metadata/properties"/>
-    <ds:schemaRef ds:uri="http://schemas.microsoft.com/office/infopath/2007/PartnerControls"/>
-    <ds:schemaRef ds:uri="06695d39-0495-4663-bce2-9acd9336d02f"/>
-    <ds:schemaRef ds:uri="f36136e1-f729-4f5d-b634-1fb9499e6d54"/>
-  </ds:schemaRefs>
-</ds:datastoreItem>
 </file>
--- a/modelo_tags.docx
+++ b/modelo_tags.docx
@@ -99,13 +99,23 @@
                 <w:sz w:val="28"/>
               </w:rPr>
             </w:pPr>
+            <w:proofErr w:type="gramStart"/>
             <w:r>
               <w:rPr>
                 <w:b/>
                 <w:color w:val="404040" w:themeColor="text1" w:themeTint="BF"/>
                 <w:sz w:val="28"/>
               </w:rPr>
-              <w:t>{{ suporte }}</w:t>
+              <w:t>{{ suporte</w:t>
+            </w:r>
+            <w:proofErr w:type="gramEnd"/>
+            <w:r>
+              <w:rPr>
+                <w:b/>
+                <w:color w:val="404040" w:themeColor="text1" w:themeTint="BF"/>
+                <w:sz w:val="28"/>
+              </w:rPr>
+              <w:t xml:space="preserve"> }}</w:t>
             </w:r>
           </w:p>
         </w:tc>
@@ -157,13 +167,33 @@
                 <w:sz w:val="28"/>
               </w:rPr>
             </w:pPr>
+            <w:proofErr w:type="gramStart"/>
             <w:r>
               <w:rPr>
                 <w:b/>
                 <w:color w:val="404040" w:themeColor="text1" w:themeTint="BF"/>
                 <w:sz w:val="28"/>
               </w:rPr>
-              <w:t>{{ instalacao }}</w:t>
+              <w:t xml:space="preserve">{{ </w:t>
+            </w:r>
+            <w:proofErr w:type="spellStart"/>
+            <w:r>
+              <w:rPr>
+                <w:b/>
+                <w:color w:val="404040" w:themeColor="text1" w:themeTint="BF"/>
+                <w:sz w:val="28"/>
+              </w:rPr>
+              <w:t>instalacao</w:t>
+            </w:r>
+            <w:proofErr w:type="spellEnd"/>
+            <w:proofErr w:type="gramEnd"/>
+            <w:r>
+              <w:rPr>
+                <w:b/>
+                <w:color w:val="404040" w:themeColor="text1" w:themeTint="BF"/>
+                <w:sz w:val="28"/>
+              </w:rPr>
+              <w:t xml:space="preserve"> }}</w:t>
             </w:r>
           </w:p>
         </w:tc>
@@ -207,13 +237,23 @@
                 <w:sz w:val="28"/>
               </w:rPr>
             </w:pPr>
+            <w:proofErr w:type="gramStart"/>
             <w:r>
               <w:rPr>
                 <w:b/>
                 <w:color w:val="404040" w:themeColor="text1" w:themeTint="BF"/>
                 <w:sz w:val="28"/>
               </w:rPr>
-              <w:t>{{ treinamento }}</w:t>
+              <w:t>{{ treinamento</w:t>
+            </w:r>
+            <w:proofErr w:type="gramEnd"/>
+            <w:r>
+              <w:rPr>
+                <w:b/>
+                <w:color w:val="404040" w:themeColor="text1" w:themeTint="BF"/>
+                <w:sz w:val="28"/>
+              </w:rPr>
+              <w:t xml:space="preserve"> }}</w:t>
             </w:r>
           </w:p>
         </w:tc>
@@ -255,18 +295,59 @@
         </w:rPr>
         <w:t xml:space="preserve"> </w:t>
       </w:r>
+      <w:proofErr w:type="gramStart"/>
       <w:r>
         <w:rPr>
           <w:b/>
           <w:sz w:val="24"/>
         </w:rPr>
-        <w:t>{{ data_visita }}</w:t>
+        <w:t xml:space="preserve">{{ </w:t>
+      </w:r>
+      <w:proofErr w:type="spellStart"/>
+      <w:r>
+        <w:rPr>
+          <w:b/>
+          <w:sz w:val="24"/>
+        </w:rPr>
+        <w:t>data</w:t>
+      </w:r>
+      <w:proofErr w:type="gramEnd"/>
+      <w:r>
+        <w:rPr>
+          <w:b/>
+          <w:sz w:val="24"/>
+        </w:rPr>
+        <w:t>_</w:t>
+      </w:r>
+      <w:proofErr w:type="gramStart"/>
+      <w:r>
+        <w:rPr>
+          <w:b/>
+          <w:sz w:val="24"/>
+        </w:rPr>
+        <w:t>visita</w:t>
+      </w:r>
+      <w:proofErr w:type="spellEnd"/>
+      <w:r>
+        <w:rPr>
+          <w:b/>
+          <w:sz w:val="24"/>
+        </w:rPr>
+        <w:t xml:space="preserve"> }</w:t>
+      </w:r>
+      <w:proofErr w:type="gramEnd"/>
+      <w:r>
+        <w:rPr>
+          <w:b/>
+          <w:sz w:val="24"/>
+        </w:rPr>
+        <w:t>}</w:t>
       </w:r>
     </w:p>
     <w:tbl>
       <w:tblPr>
         <w:tblStyle w:val="Tabelacomgrade"/>
-        <w:tblW w:w="8647" w:type="dxa"/>
+        <w:tblW w:w="0" w:type="auto"/>
         <w:tblLayout w:type="fixed"/>
         <w:tblLook w:val="04A0" w:firstRow="1" w:lastRow="0" w:firstColumn="1" w:lastColumn="0" w:noHBand="0" w:noVBand="1"/>
       </w:tblPr>
@@ -328,11 +409,27 @@
                 <w:sz w:val="24"/>
               </w:rPr>
             </w:pPr>
-            <w:r>
-              <w:rPr>
-                <w:sz w:val="24"/>
-              </w:rPr>
-              <w:t>{{ tecnicos }}</w:t>
+            <w:proofErr w:type="gramStart"/>
+            <w:r>
+              <w:rPr>
+                <w:sz w:val="24"/>
+              </w:rPr>
+              <w:t xml:space="preserve">{{ </w:t>
+            </w:r>
+            <w:proofErr w:type="spellStart"/>
+            <w:r>
+              <w:rPr>
+                <w:sz w:val="24"/>
+              </w:rPr>
+              <w:t>tecnicos</w:t>
+            </w:r>
+            <w:proofErr w:type="spellEnd"/>
+            <w:proofErr w:type="gramEnd"/>
+            <w:r>
+              <w:rPr>
+                <w:sz w:val="24"/>
+              </w:rPr>
+              <w:t xml:space="preserve"> }}</w:t>
             </w:r>
             <w:r>
               <w:rPr>
@@ -437,11 +534,33 @@
               </w:rPr>
               <w:t xml:space="preserve"> </w:t>
             </w:r>
-            <w:r>
-              <w:rPr>
-                <w:sz w:val="24"/>
-              </w:rPr>
-              <w:t>{{ cliente_local }}</w:t>
+            <w:proofErr w:type="gramStart"/>
+            <w:r>
+              <w:rPr>
+                <w:sz w:val="24"/>
+              </w:rPr>
+              <w:t xml:space="preserve">{{ </w:t>
+            </w:r>
+            <w:proofErr w:type="spellStart"/>
+            <w:r>
+              <w:rPr>
+                <w:sz w:val="24"/>
+              </w:rPr>
+              <w:t>cliente</w:t>
+            </w:r>
+            <w:proofErr w:type="gramEnd"/>
+            <w:r>
+              <w:rPr>
+                <w:sz w:val="24"/>
+              </w:rPr>
+              <w:t>_local</w:t>
+            </w:r>
+            <w:proofErr w:type="spellEnd"/>
+            <w:r>
+              <w:rPr>
+                <w:sz w:val="24"/>
+              </w:rPr>
+              <w:t xml:space="preserve"> }}</w:t>
             </w:r>
           </w:p>
         </w:tc>
@@ -567,11 +686,19 @@
                 <w:sz w:val="24"/>
               </w:rPr>
             </w:pPr>
-            <w:r>
-              <w:rPr>
-                <w:sz w:val="24"/>
-              </w:rPr>
-              <w:t>{{ equipamentos }}</w:t>
+            <w:proofErr w:type="gramStart"/>
+            <w:r>
+              <w:rPr>
+                <w:sz w:val="24"/>
+              </w:rPr>
+              <w:t>{{ equipamentos</w:t>
+            </w:r>
+            <w:proofErr w:type="gramEnd"/>
+            <w:r>
+              <w:rPr>
+                <w:sz w:val="24"/>
+              </w:rPr>
+              <w:t xml:space="preserve"> }}</w:t>
             </w:r>
           </w:p>
         </w:tc>
@@ -591,11 +718,33 @@
                 <w:sz w:val="24"/>
               </w:rPr>
             </w:pPr>
-            <w:r>
-              <w:rPr>
-                <w:sz w:val="24"/>
-              </w:rPr>
-              <w:t>{{ img_info_equipamento }}</w:t>
+            <w:proofErr w:type="gramStart"/>
+            <w:r>
+              <w:rPr>
+                <w:sz w:val="24"/>
+              </w:rPr>
+              <w:t xml:space="preserve">{{ </w:t>
+            </w:r>
+            <w:proofErr w:type="spellStart"/>
+            <w:r>
+              <w:rPr>
+                <w:sz w:val="24"/>
+              </w:rPr>
+              <w:t>img</w:t>
+            </w:r>
+            <w:proofErr w:type="gramEnd"/>
+            <w:r>
+              <w:rPr>
+                <w:sz w:val="24"/>
+              </w:rPr>
+              <w:t>_info_equipamento</w:t>
+            </w:r>
+            <w:proofErr w:type="spellEnd"/>
+            <w:r>
+              <w:rPr>
+                <w:sz w:val="24"/>
+              </w:rPr>
+              <w:t xml:space="preserve"> }}</w:t>
             </w:r>
           </w:p>
         </w:tc>
@@ -748,12 +897,21 @@
                 <w:sz w:val="24"/>
               </w:rPr>
             </w:pPr>
+            <w:proofErr w:type="gramStart"/>
             <w:r>
               <w:rPr>
                 <w:bCs/>
                 <w:sz w:val="24"/>
               </w:rPr>
-              <w:t>{{ maquinas }}</w:t>
+              <w:t>{{ maquinas</w:t>
+            </w:r>
+            <w:proofErr w:type="gramEnd"/>
+            <w:r>
+              <w:rPr>
+                <w:bCs/>
+                <w:sz w:val="24"/>
+              </w:rPr>
+              <w:t xml:space="preserve"> }}</w:t>
             </w:r>
           </w:p>
         </w:tc>
@@ -773,26 +931,92 @@
                 <w:sz w:val="24"/>
               </w:rPr>
             </w:pPr>
+            <w:proofErr w:type="gramStart"/>
             <w:r>
               <w:rPr>
                 <w:bCs/>
                 <w:sz w:val="24"/>
               </w:rPr>
-              <w:t>{{ img_maquina }}</w:t>
-            </w:r>
+              <w:t xml:space="preserve">{{ </w:t>
+            </w:r>
+            <w:proofErr w:type="spellStart"/>
             <w:r>
               <w:rPr>
                 <w:bCs/>
                 <w:sz w:val="24"/>
               </w:rPr>
+              <w:t>img</w:t>
+            </w:r>
+            <w:proofErr w:type="gramEnd"/>
+            <w:r>
+              <w:rPr>
+                <w:bCs/>
+                <w:sz w:val="24"/>
+              </w:rPr>
+              <w:t>_</w:t>
+            </w:r>
+            <w:proofErr w:type="gramStart"/>
+            <w:r>
+              <w:rPr>
+                <w:bCs/>
+                <w:sz w:val="24"/>
+              </w:rPr>
+              <w:t>maquina</w:t>
+            </w:r>
+            <w:proofErr w:type="spellEnd"/>
+            <w:r>
+              <w:rPr>
+                <w:bCs/>
+                <w:sz w:val="24"/>
+              </w:rPr>
+              <w:t xml:space="preserve"> }</w:t>
+            </w:r>
+            <w:proofErr w:type="gramEnd"/>
+            <w:r>
+              <w:rPr>
+                <w:bCs/>
+                <w:sz w:val="24"/>
+              </w:rPr>
+              <w:t>}</w:t>
+            </w:r>
+            <w:r>
+              <w:rPr>
+                <w:bCs/>
+                <w:sz w:val="24"/>
+              </w:rPr>
               <w:t xml:space="preserve"> </w:t>
             </w:r>
+            <w:proofErr w:type="gramStart"/>
             <w:r>
               <w:rPr>
                 <w:bCs/>
                 <w:sz w:val="24"/>
               </w:rPr>
-              <w:t>{{ img_implemento }}</w:t>
+              <w:t xml:space="preserve">{{ </w:t>
+            </w:r>
+            <w:proofErr w:type="spellStart"/>
+            <w:r>
+              <w:rPr>
+                <w:bCs/>
+                <w:sz w:val="24"/>
+              </w:rPr>
+              <w:t>img</w:t>
+            </w:r>
+            <w:proofErr w:type="gramEnd"/>
+            <w:r>
+              <w:rPr>
+                <w:bCs/>
+                <w:sz w:val="24"/>
+              </w:rPr>
+              <w:t>_implemento</w:t>
+            </w:r>
+            <w:proofErr w:type="spellEnd"/>
+            <w:r>
+              <w:rPr>
+                <w:bCs/>
+                <w:sz w:val="24"/>
+              </w:rPr>
+              <w:t xml:space="preserve"> }}</w:t>
             </w:r>
           </w:p>
         </w:tc>
@@ -934,12 +1158,28 @@
                 <w:sz w:val="24"/>
               </w:rPr>
             </w:pPr>
-            <w:r>
-              <w:rPr>
-                <w:sz w:val="24"/>
-              </w:rPr>
-              <w:t>{{ objetivos }}</w:t>
-            </w:r>
+            <w:proofErr w:type="gramStart"/>
+            <w:r>
+              <w:rPr>
+                <w:sz w:val="24"/>
+              </w:rPr>
+              <w:t>{{ objetivos</w:t>
+            </w:r>
+            <w:proofErr w:type="gramEnd"/>
+            <w:r>
+              <w:rPr>
+                <w:sz w:val="24"/>
+              </w:rPr>
+              <w:t xml:space="preserve"> }}</w:t>
+            </w:r>
+          </w:p>
+          <w:p>
+            <w:pPr>
+              <w:jc w:val="left"/>
+              <w:rPr>
+                <w:sz w:val="24"/>
+              </w:rPr>
+            </w:pPr>
           </w:p>
         </w:tc>
       </w:tr>
@@ -1025,11 +1265,27 @@
                 <w:sz w:val="24"/>
               </w:rPr>
             </w:pPr>
-            <w:r>
-              <w:rPr>
-                <w:sz w:val="24"/>
-              </w:rPr>
-              <w:t>{{ configuracoes }}</w:t>
+            <w:proofErr w:type="gramStart"/>
+            <w:r>
+              <w:rPr>
+                <w:sz w:val="24"/>
+              </w:rPr>
+              <w:t xml:space="preserve">{{ </w:t>
+            </w:r>
+            <w:proofErr w:type="spellStart"/>
+            <w:r>
+              <w:rPr>
+                <w:sz w:val="24"/>
+              </w:rPr>
+              <w:t>configuracoes</w:t>
+            </w:r>
+            <w:proofErr w:type="spellEnd"/>
+            <w:proofErr w:type="gramEnd"/>
+            <w:r>
+              <w:rPr>
+                <w:sz w:val="24"/>
+              </w:rPr>
+              <w:t xml:space="preserve"> }}</w:t>
             </w:r>
           </w:p>
         </w:tc>
@@ -1132,11 +1388,27 @@
                 <w:sz w:val="24"/>
               </w:rPr>
             </w:pPr>
-            <w:r>
-              <w:rPr>
-                <w:sz w:val="24"/>
-              </w:rPr>
-              <w:t>{{ calibracoes }}</w:t>
+            <w:proofErr w:type="gramStart"/>
+            <w:r>
+              <w:rPr>
+                <w:sz w:val="24"/>
+              </w:rPr>
+              <w:t xml:space="preserve">{{ </w:t>
+            </w:r>
+            <w:proofErr w:type="spellStart"/>
+            <w:r>
+              <w:rPr>
+                <w:sz w:val="24"/>
+              </w:rPr>
+              <w:t>calibracoes</w:t>
+            </w:r>
+            <w:proofErr w:type="spellEnd"/>
+            <w:proofErr w:type="gramEnd"/>
+            <w:r>
+              <w:rPr>
+                <w:sz w:val="24"/>
+              </w:rPr>
+              <w:t xml:space="preserve"> }}</w:t>
             </w:r>
           </w:p>
         </w:tc>
@@ -1237,11 +1509,19 @@
                 <w:sz w:val="24"/>
               </w:rPr>
             </w:pPr>
-            <w:r>
-              <w:rPr>
-                <w:sz w:val="24"/>
-              </w:rPr>
-              <w:t>{{ acompanhantes }}</w:t>
+            <w:proofErr w:type="gramStart"/>
+            <w:r>
+              <w:rPr>
+                <w:sz w:val="24"/>
+              </w:rPr>
+              <w:t>{{ acompanhantes</w:t>
+            </w:r>
+            <w:proofErr w:type="gramEnd"/>
+            <w:r>
+              <w:rPr>
+                <w:sz w:val="24"/>
+              </w:rPr>
+              <w:t xml:space="preserve"> }}</w:t>
             </w:r>
           </w:p>
         </w:tc>
@@ -1366,13 +1646,20 @@
           </w:tcPr>
           <w:p>
             <w:pPr>
-              <w:rPr>
-                <w:noProof/>
-              </w:rPr>
-            </w:pPr>
-            <w:r>
-              <w:rPr>
-                <w:noProof/>
+              <w:spacing w:line="360" w:lineRule="auto"/>
+              <w:rPr>
+                <w:rFonts w:cstheme="minorHAnsi"/>
+                <w:noProof/>
+                <w:sz w:val="24"/>
+                <w:szCs w:val="24"/>
+              </w:rPr>
+            </w:pPr>
+            <w:r>
+              <w:rPr>
+                <w:rFonts w:cstheme="minorHAnsi"/>
+                <w:noProof/>
+                <w:sz w:val="24"/>
+                <w:szCs w:val="24"/>
               </w:rPr>
               <w:t>{{ relato }}</w:t>
             </w:r>
@@ -1455,7 +1742,6 @@
                 <w:bCs/>
                 <w:noProof/>
               </w:rPr>
-              <w:lastRenderedPageBreak/>
               <w:t>Fotos:</w:t>
             </w:r>
           </w:p>
@@ -2639,6 +2925,7 @@
   <w:style w:type="character" w:default="1" w:styleId="Fontepargpadro">
     <w:name w:val="Default Paragraph Font"/>
     <w:uiPriority w:val="1"/>
+    <w:semiHidden/>
     <w:unhideWhenUsed/>
   </w:style>
   <w:style w:type="table" w:default="1" w:styleId="Tabelanormal">
@@ -3057,31 +3344,6 @@
 </file>
 
 <file path=customXml/item1.xml><?xml version="1.0" encoding="utf-8"?>
-<p:properties xmlns:p="http://schemas.microsoft.com/office/2006/metadata/properties" xmlns:xsi="http://www.w3.org/2001/XMLSchema-instance" xmlns:pc="http://schemas.microsoft.com/office/infopath/2007/PartnerControls">
-  <documentManagement>
-    <lcf76f155ced4ddcb4097134ff3c332f xmlns="06695d39-0495-4663-bce2-9acd9336d02f">
-      <Terms xmlns="http://schemas.microsoft.com/office/infopath/2007/PartnerControls"/>
-    </lcf76f155ced4ddcb4097134ff3c332f>
-    <TaxCatchAll xmlns="f36136e1-f729-4f5d-b634-1fb9499e6d54" xsi:nil="true"/>
-    <_Flow_SignoffStatus xmlns="06695d39-0495-4663-bce2-9acd9336d02f" xsi:nil="true"/>
-  </documentManagement>
-</p:properties>
-</file>
-
-<file path=customXml/item2.xml><?xml version="1.0" encoding="utf-8"?>
-<b:Sources xmlns:b="http://schemas.openxmlformats.org/officeDocument/2006/bibliography" xmlns="http://schemas.openxmlformats.org/officeDocument/2006/bibliography" SelectedStyle="\APASixthEditionOfficeOnline.xsl" StyleName="APA" Version="6"/>
-</file>
-
-<file path=customXml/item3.xml><?xml version="1.0" encoding="utf-8"?>
-<?mso-contentType ?>
-<FormTemplates xmlns="http://schemas.microsoft.com/sharepoint/v3/contenttype/forms">
-  <Display>DocumentLibraryForm</Display>
-  <Edit>DocumentLibraryForm</Edit>
-  <New>DocumentLibraryForm</New>
-</FormTemplates>
-</file>
-
-<file path=customXml/item4.xml><?xml version="1.0" encoding="utf-8"?>
 <ct:contentTypeSchema xmlns:ct="http://schemas.microsoft.com/office/2006/metadata/contentType" xmlns:ma="http://schemas.microsoft.com/office/2006/metadata/properties/metaAttributes" ct:_="" ma:_="" ma:contentTypeName="Documento" ma:contentTypeID="0x0101004E8FEF7DD955B44C9F95FD09692E2891" ma:contentTypeVersion="21" ma:contentTypeDescription="Crie um novo documento." ma:contentTypeScope="" ma:versionID="5bad8c8f9ecc5dbef2b21dad49a36a44">
   <xsd:schema xmlns:xsd="http://www.w3.org/2001/XMLSchema" xmlns:xs="http://www.w3.org/2001/XMLSchema" xmlns:p="http://schemas.microsoft.com/office/2006/metadata/properties" xmlns:ns2="06695d39-0495-4663-bce2-9acd9336d02f" xmlns:ns3="f36136e1-f729-4f5d-b634-1fb9499e6d54" targetNamespace="http://schemas.microsoft.com/office/2006/metadata/properties" ma:root="true" ma:fieldsID="003b192d40c6ced0dc487637d844a569" ns2:_="" ns3:_="">
     <xsd:import namespace="06695d39-0495-4663-bce2-9acd9336d02f"/>
@@ -3342,34 +3604,32 @@
 </ct:contentTypeSchema>
 </file>
 
-<file path=customXml/itemProps1.xml><?xml version="1.0" encoding="utf-8"?>
-<ds:datastoreItem xmlns:ds="http://schemas.openxmlformats.org/officeDocument/2006/customXml" ds:itemID="{B3B5B9FB-EBE2-472A-8F12-456676001297}">
-  <ds:schemaRefs>
-    <ds:schemaRef ds:uri="http://schemas.microsoft.com/office/2006/metadata/properties"/>
-    <ds:schemaRef ds:uri="http://schemas.microsoft.com/office/infopath/2007/PartnerControls"/>
-    <ds:schemaRef ds:uri="06695d39-0495-4663-bce2-9acd9336d02f"/>
-    <ds:schemaRef ds:uri="f36136e1-f729-4f5d-b634-1fb9499e6d54"/>
-  </ds:schemaRefs>
-</ds:datastoreItem>
+<file path=customXml/item2.xml><?xml version="1.0" encoding="utf-8"?>
+<?mso-contentType ?>
+<FormTemplates xmlns="http://schemas.microsoft.com/sharepoint/v3/contenttype/forms">
+  <Display>DocumentLibraryForm</Display>
+  <Edit>DocumentLibraryForm</Edit>
+  <New>DocumentLibraryForm</New>
+</FormTemplates>
 </file>
 
-<file path=customXml/itemProps2.xml><?xml version="1.0" encoding="utf-8"?>
-<ds:datastoreItem xmlns:ds="http://schemas.openxmlformats.org/officeDocument/2006/customXml" ds:itemID="{1CF40AB9-A678-4909-BFC8-C2DBF1E6B1FD}">
-  <ds:schemaRefs>
-    <ds:schemaRef ds:uri="http://schemas.openxmlformats.org/officeDocument/2006/bibliography"/>
-  </ds:schemaRefs>
-</ds:datastoreItem>
+<file path=customXml/item3.xml><?xml version="1.0" encoding="utf-8"?>
+<b:Sources xmlns:b="http://schemas.openxmlformats.org/officeDocument/2006/bibliography" xmlns="http://schemas.openxmlformats.org/officeDocument/2006/bibliography" SelectedStyle="\APASixthEditionOfficeOnline.xsl" StyleName="APA" Version="6"/>
 </file>
 
-<file path=customXml/itemProps3.xml><?xml version="1.0" encoding="utf-8"?>
-<ds:datastoreItem xmlns:ds="http://schemas.openxmlformats.org/officeDocument/2006/customXml" ds:itemID="{6E421781-A1B4-4E24-BF8D-1AD8ECF5D22C}">
-  <ds:schemaRefs>
-    <ds:schemaRef ds:uri="http://schemas.microsoft.com/sharepoint/v3/contenttype/forms"/>
-  </ds:schemaRefs>
-</ds:datastoreItem>
+<file path=customXml/item4.xml><?xml version="1.0" encoding="utf-8"?>
+<p:properties xmlns:p="http://schemas.microsoft.com/office/2006/metadata/properties" xmlns:xsi="http://www.w3.org/2001/XMLSchema-instance" xmlns:pc="http://schemas.microsoft.com/office/infopath/2007/PartnerControls">
+  <documentManagement>
+    <lcf76f155ced4ddcb4097134ff3c332f xmlns="06695d39-0495-4663-bce2-9acd9336d02f">
+      <Terms xmlns="http://schemas.microsoft.com/office/infopath/2007/PartnerControls"/>
+    </lcf76f155ced4ddcb4097134ff3c332f>
+    <TaxCatchAll xmlns="f36136e1-f729-4f5d-b634-1fb9499e6d54" xsi:nil="true"/>
+    <_Flow_SignoffStatus xmlns="06695d39-0495-4663-bce2-9acd9336d02f" xsi:nil="true"/>
+  </documentManagement>
+</p:properties>
 </file>
 
-<file path=customXml/itemProps4.xml><?xml version="1.0" encoding="utf-8"?>
+<file path=customXml/itemProps1.xml><?xml version="1.0" encoding="utf-8"?>
 <ds:datastoreItem xmlns:ds="http://schemas.openxmlformats.org/officeDocument/2006/customXml" ds:itemID="{52BCF3A6-8071-4557-9333-2791990BD5BE}">
   <ds:schemaRefs>
     <ds:schemaRef ds:uri="http://schemas.microsoft.com/office/2006/metadata/contentType"/>
@@ -3386,4 +3646,31 @@
     <ds:schemaRef ds:uri="http://schemas.microsoft.com/internal/obd"/>
   </ds:schemaRefs>
 </ds:datastoreItem>
+</file>
+
+<file path=customXml/itemProps2.xml><?xml version="1.0" encoding="utf-8"?>
+<ds:datastoreItem xmlns:ds="http://schemas.openxmlformats.org/officeDocument/2006/customXml" ds:itemID="{6E421781-A1B4-4E24-BF8D-1AD8ECF5D22C}">
+  <ds:schemaRefs>
+    <ds:schemaRef ds:uri="http://schemas.microsoft.com/sharepoint/v3/contenttype/forms"/>
+  </ds:schemaRefs>
+</ds:datastoreItem>
+</file>
+
+<file path=customXml/itemProps3.xml><?xml version="1.0" encoding="utf-8"?>
+<ds:datastoreItem xmlns:ds="http://schemas.openxmlformats.org/officeDocument/2006/customXml" ds:itemID="{1CF40AB9-A678-4909-BFC8-C2DBF1E6B1FD}">
+  <ds:schemaRefs>
+    <ds:schemaRef ds:uri="http://schemas.openxmlformats.org/officeDocument/2006/bibliography"/>
+  </ds:schemaRefs>
+</ds:datastoreItem>
+</file>
+
+<file path=customXml/itemProps4.xml><?xml version="1.0" encoding="utf-8"?>
+<ds:datastoreItem xmlns:ds="http://schemas.openxmlformats.org/officeDocument/2006/customXml" ds:itemID="{B3B5B9FB-EBE2-472A-8F12-456676001297}">
+  <ds:schemaRefs>
+    <ds:schemaRef ds:uri="http://schemas.microsoft.com/office/2006/metadata/properties"/>
+    <ds:schemaRef ds:uri="http://schemas.microsoft.com/office/infopath/2007/PartnerControls"/>
+    <ds:schemaRef ds:uri="06695d39-0495-4663-bce2-9acd9336d02f"/>
+    <ds:schemaRef ds:uri="f36136e1-f729-4f5d-b634-1fb9499e6d54"/>
+  </ds:schemaRefs>
+</ds:datastoreItem>
 </file>
--- a/modelo_tags.docx
+++ b/modelo_tags.docx
@@ -713,7 +713,7 @@
           </w:tcPr>
           <w:p>
             <w:pPr>
-              <w:jc w:val="left"/>
+              <w:jc w:val="center"/>
               <w:rPr>
                 <w:sz w:val="24"/>
               </w:rPr>
@@ -925,7 +925,7 @@
           </w:tcPr>
           <w:p>
             <w:pPr>
-              <w:jc w:val="left"/>
+              <w:jc w:val="center"/>
               <w:rPr>
                 <w:bCs/>
                 <w:sz w:val="24"/>
@@ -1748,6 +1748,15 @@
           <w:p>
             <w:pPr>
               <w:rPr>
+                <w:b/>
+                <w:bCs/>
+                <w:noProof/>
+              </w:rPr>
+            </w:pPr>
+          </w:p>
+          <w:p>
+            <w:pPr>
+              <w:rPr>
                 <w:noProof/>
               </w:rPr>
             </w:pPr>
@@ -1760,12 +1769,168 @@
           </w:p>
           <w:p>
             <w:pPr>
+              <w:spacing w:line="360" w:lineRule="auto"/>
+              <w:ind w:firstLine="709"/>
+              <w:rPr>
+                <w:noProof/>
+              </w:rPr>
+            </w:pPr>
+            <w:r>
+              <w:rPr>
+                <w:b/>
+                <w:bCs/>
+                <w:noProof/>
+              </w:rPr>
+              <w:t>Identificação do Equipamento</w:t>
+            </w:r>
+            <w:r>
+              <w:rPr>
+                <w:noProof/>
+              </w:rPr>
+              <w:t xml:space="preserve"> </w:t>
+            </w:r>
+          </w:p>
+          <w:p>
+            <w:pPr>
               <w:pStyle w:val="PargrafodaLista"/>
-              <w:numPr>
-                <w:ilvl w:val="0"/>
-                <w:numId w:val="1"/>
-              </w:numPr>
-              <w:ind w:left="357" w:firstLine="357"/>
+              <w:jc w:val="both"/>
+              <w:rPr>
+                <w:noProof/>
+              </w:rPr>
+            </w:pPr>
+            <w:r>
+              <w:rPr>
+                <w:noProof/>
+              </w:rPr>
+              <w:t xml:space="preserve">{% for f in fotos_equipamento %} </w:t>
+            </w:r>
+          </w:p>
+          <w:p>
+            <w:pPr>
+              <w:pStyle w:val="PargrafodaLista"/>
+              <w:jc w:val="both"/>
+              <w:rPr>
+                <w:noProof/>
+              </w:rPr>
+            </w:pPr>
+            <w:r>
+              <w:rPr>
+                <w:noProof/>
+              </w:rPr>
+              <w:t xml:space="preserve">{{ f.titulo }} </w:t>
+            </w:r>
+          </w:p>
+          <w:p>
+            <w:pPr>
+              <w:pStyle w:val="PargrafodaLista"/>
+              <w:jc w:val="both"/>
+              <w:rPr>
+                <w:noProof/>
+              </w:rPr>
+            </w:pPr>
+          </w:p>
+          <w:p>
+            <w:pPr>
+              <w:pStyle w:val="PargrafodaLista"/>
+              <w:jc w:val="center"/>
+              <w:rPr>
+                <w:noProof/>
+              </w:rPr>
+            </w:pPr>
+            <w:r>
+              <w:rPr>
+                <w:noProof/>
+              </w:rPr>
+              <w:t>{{ f.imagem }}</w:t>
+            </w:r>
+          </w:p>
+          <w:p>
+            <w:pPr>
+              <w:pStyle w:val="PargrafodaLista"/>
+              <w:jc w:val="both"/>
+              <w:rPr>
+                <w:noProof/>
+              </w:rPr>
+            </w:pPr>
+          </w:p>
+          <w:p>
+            <w:pPr>
+              <w:pStyle w:val="PargrafodaLista"/>
+              <w:jc w:val="center"/>
+              <w:rPr>
+                <w:noProof/>
+              </w:rPr>
+            </w:pPr>
+            <w:r>
+              <w:rPr>
+                <w:noProof/>
+              </w:rPr>
+              <w:t>{{ f.fonte }}</w:t>
+            </w:r>
+          </w:p>
+          <w:p>
+            <w:pPr>
+              <w:pStyle w:val="PargrafodaLista"/>
+              <w:jc w:val="both"/>
+              <w:rPr>
+                <w:noProof/>
+              </w:rPr>
+            </w:pPr>
+          </w:p>
+          <w:p>
+            <w:pPr>
+              <w:spacing w:line="360" w:lineRule="auto"/>
+              <w:ind w:firstLine="709"/>
+              <w:rPr>
+                <w:noProof/>
+              </w:rPr>
+            </w:pPr>
+            <w:r>
+              <w:rPr>
+                <w:noProof/>
+              </w:rPr>
+              <w:t xml:space="preserve">{% endfor %} </w:t>
+            </w:r>
+          </w:p>
+          <w:p>
+            <w:pPr>
+              <w:spacing w:line="360" w:lineRule="auto"/>
+              <w:ind w:firstLine="709"/>
+              <w:rPr>
+                <w:noProof/>
+              </w:rPr>
+            </w:pPr>
+            <w:r>
+              <w:rPr>
+                <w:noProof/>
+              </w:rPr>
+              <w:t>{% endif %}</w:t>
+            </w:r>
+          </w:p>
+          <w:p>
+            <w:pPr>
+              <w:rPr>
+                <w:noProof/>
+              </w:rPr>
+            </w:pPr>
+          </w:p>
+          <w:p>
+            <w:pPr>
+              <w:rPr>
+                <w:noProof/>
+              </w:rPr>
+            </w:pPr>
+            <w:r>
+              <w:rPr>
+                <w:noProof/>
+              </w:rPr>
+              <w:t xml:space="preserve">{% if fotos_instalacao %} </w:t>
+            </w:r>
+          </w:p>
+          <w:p>
+            <w:pPr>
+              <w:spacing w:line="360" w:lineRule="auto"/>
+              <w:ind w:firstLine="709"/>
               <w:rPr>
                 <w:noProof/>
               </w:rPr>
@@ -1776,7 +1941,156 @@
                 <w:bCs/>
                 <w:noProof/>
               </w:rPr>
-              <w:t>Identificação do Equipamento</w:t>
+              <w:t>Instalação e Chicotes</w:t>
+            </w:r>
+          </w:p>
+          <w:p>
+            <w:pPr>
+              <w:pStyle w:val="PargrafodaLista"/>
+              <w:rPr>
+                <w:noProof/>
+              </w:rPr>
+            </w:pPr>
+            <w:r>
+              <w:rPr>
+                <w:noProof/>
+              </w:rPr>
+              <w:t xml:space="preserve">{% for f in fotos_instalacao %} </w:t>
+            </w:r>
+          </w:p>
+          <w:p>
+            <w:pPr>
+              <w:pStyle w:val="PargrafodaLista"/>
+              <w:rPr>
+                <w:noProof/>
+              </w:rPr>
+            </w:pPr>
+            <w:r>
+              <w:rPr>
+                <w:noProof/>
+              </w:rPr>
+              <w:t xml:space="preserve">{{ f.titulo }} </w:t>
+            </w:r>
+          </w:p>
+          <w:p>
+            <w:pPr>
+              <w:pStyle w:val="PargrafodaLista"/>
+              <w:rPr>
+                <w:noProof/>
+              </w:rPr>
+            </w:pPr>
+          </w:p>
+          <w:p>
+            <w:pPr>
+              <w:pStyle w:val="PargrafodaLista"/>
+              <w:jc w:val="center"/>
+              <w:rPr>
+                <w:noProof/>
+              </w:rPr>
+            </w:pPr>
+            <w:r>
+              <w:rPr>
+                <w:noProof/>
+              </w:rPr>
+              <w:t>{{ f.imagem }}</w:t>
+            </w:r>
+          </w:p>
+          <w:p>
+            <w:pPr>
+              <w:pStyle w:val="PargrafodaLista"/>
+              <w:rPr>
+                <w:noProof/>
+              </w:rPr>
+            </w:pPr>
+          </w:p>
+          <w:p>
+            <w:pPr>
+              <w:pStyle w:val="PargrafodaLista"/>
+              <w:jc w:val="center"/>
+              <w:rPr>
+                <w:noProof/>
+              </w:rPr>
+            </w:pPr>
+            <w:r>
+              <w:rPr>
+                <w:noProof/>
+              </w:rPr>
+              <w:t>{{ f.fonte }}</w:t>
+            </w:r>
+          </w:p>
+          <w:p>
+            <w:pPr>
+              <w:pStyle w:val="PargrafodaLista"/>
+              <w:rPr>
+                <w:noProof/>
+              </w:rPr>
+            </w:pPr>
+          </w:p>
+          <w:p>
+            <w:pPr>
+              <w:spacing w:line="360" w:lineRule="auto"/>
+              <w:ind w:firstLine="709"/>
+              <w:rPr>
+                <w:noProof/>
+              </w:rPr>
+            </w:pPr>
+            <w:r>
+              <w:rPr>
+                <w:noProof/>
+              </w:rPr>
+              <w:t xml:space="preserve">{% endfor %} </w:t>
+            </w:r>
+          </w:p>
+          <w:p>
+            <w:pPr>
+              <w:spacing w:line="360" w:lineRule="auto"/>
+              <w:ind w:firstLine="709"/>
+              <w:rPr>
+                <w:noProof/>
+              </w:rPr>
+            </w:pPr>
+            <w:r>
+              <w:rPr>
+                <w:noProof/>
+              </w:rPr>
+              <w:t>{% endif %}</w:t>
+            </w:r>
+          </w:p>
+          <w:p>
+            <w:pPr>
+              <w:rPr>
+                <w:noProof/>
+              </w:rPr>
+            </w:pPr>
+          </w:p>
+          <w:p>
+            <w:pPr>
+              <w:rPr>
+                <w:noProof/>
+              </w:rPr>
+            </w:pPr>
+            <w:r>
+              <w:rPr>
+                <w:noProof/>
+              </w:rPr>
+              <w:t xml:space="preserve">{% if fotos_configuracao %} </w:t>
+            </w:r>
+          </w:p>
+          <w:p>
+            <w:pPr>
+              <w:spacing w:line="360" w:lineRule="auto"/>
+              <w:ind w:firstLine="709"/>
+              <w:rPr>
+                <w:noProof/>
+              </w:rPr>
+            </w:pPr>
+            <w:r>
+              <w:rPr>
+                <w:b/>
+                <w:bCs/>
+                <w:noProof/>
+              </w:rPr>
+              <w:t>Configurações</w:t>
             </w:r>
             <w:r>
               <w:rPr>
@@ -1796,51 +2110,132 @@
               <w:rPr>
                 <w:noProof/>
               </w:rPr>
-              <w:t>{% for f in fotos_equipamento %} {{ f.titulo }} {{ f.imagem }} {{ f.fonte }}</w:t>
-            </w:r>
-          </w:p>
-          <w:p>
-            <w:pPr>
-              <w:rPr>
-                <w:noProof/>
-              </w:rPr>
-            </w:pPr>
-            <w:r>
-              <w:rPr>
-                <w:noProof/>
-              </w:rPr>
-              <w:t>{% endfor %} {% endif %}</w:t>
-            </w:r>
-          </w:p>
-          <w:p>
-            <w:pPr>
-              <w:rPr>
-                <w:noProof/>
-              </w:rPr>
-            </w:pPr>
-          </w:p>
-          <w:p>
-            <w:pPr>
-              <w:rPr>
-                <w:noProof/>
-              </w:rPr>
-            </w:pPr>
-            <w:r>
-              <w:rPr>
-                <w:noProof/>
-              </w:rPr>
-              <w:t xml:space="preserve">{% if fotos_instalacao %} </w:t>
+              <w:t xml:space="preserve">{% for f in fotos_configuracao %} </w:t>
             </w:r>
           </w:p>
           <w:p>
             <w:pPr>
               <w:pStyle w:val="PargrafodaLista"/>
-              <w:numPr>
-                <w:ilvl w:val="0"/>
-                <w:numId w:val="1"/>
-              </w:numPr>
-              <w:ind w:left="357" w:firstLine="357"/>
-              <w:jc w:val="both"/>
+              <w:rPr>
+                <w:noProof/>
+              </w:rPr>
+            </w:pPr>
+            <w:r>
+              <w:rPr>
+                <w:noProof/>
+              </w:rPr>
+              <w:t xml:space="preserve">{{ f.titulo }} </w:t>
+            </w:r>
+          </w:p>
+          <w:p>
+            <w:pPr>
+              <w:pStyle w:val="PargrafodaLista"/>
+              <w:rPr>
+                <w:noProof/>
+              </w:rPr>
+            </w:pPr>
+          </w:p>
+          <w:p>
+            <w:pPr>
+              <w:pStyle w:val="PargrafodaLista"/>
+              <w:jc w:val="center"/>
+              <w:rPr>
+                <w:noProof/>
+              </w:rPr>
+            </w:pPr>
+            <w:r>
+              <w:rPr>
+                <w:noProof/>
+              </w:rPr>
+              <w:t>{{ f.imagem }}</w:t>
+            </w:r>
+          </w:p>
+          <w:p>
+            <w:pPr>
+              <w:pStyle w:val="PargrafodaLista"/>
+              <w:jc w:val="center"/>
+              <w:rPr>
+                <w:noProof/>
+              </w:rPr>
+            </w:pPr>
+          </w:p>
+          <w:p>
+            <w:pPr>
+              <w:pStyle w:val="PargrafodaLista"/>
+              <w:jc w:val="center"/>
+              <w:rPr>
+                <w:noProof/>
+              </w:rPr>
+            </w:pPr>
+            <w:r>
+              <w:rPr>
+                <w:noProof/>
+              </w:rPr>
+              <w:t>{{ f.fonte }}</w:t>
+            </w:r>
+          </w:p>
+          <w:p>
+            <w:pPr>
+              <w:pStyle w:val="PargrafodaLista"/>
+              <w:rPr>
+                <w:noProof/>
+              </w:rPr>
+            </w:pPr>
+          </w:p>
+          <w:p>
+            <w:pPr>
+              <w:spacing w:line="360" w:lineRule="auto"/>
+              <w:ind w:firstLine="709"/>
+              <w:rPr>
+                <w:noProof/>
+              </w:rPr>
+            </w:pPr>
+            <w:r>
+              <w:rPr>
+                <w:noProof/>
+              </w:rPr>
+              <w:t xml:space="preserve">{% endfor %} </w:t>
+            </w:r>
+          </w:p>
+          <w:p>
+            <w:pPr>
+              <w:spacing w:line="360" w:lineRule="auto"/>
+              <w:ind w:firstLine="709"/>
+              <w:rPr>
+                <w:noProof/>
+              </w:rPr>
+            </w:pPr>
+            <w:r>
+              <w:rPr>
+                <w:noProof/>
+              </w:rPr>
+              <w:t>{% endif %}</w:t>
+            </w:r>
+          </w:p>
+          <w:p>
+            <w:pPr>
+              <w:rPr>
+                <w:noProof/>
+              </w:rPr>
+            </w:pPr>
+          </w:p>
+          <w:p>
+            <w:pPr>
+              <w:rPr>
+                <w:noProof/>
+              </w:rPr>
+            </w:pPr>
+            <w:r>
+              <w:rPr>
+                <w:noProof/>
+              </w:rPr>
+              <w:t xml:space="preserve">{% if fotos_outros %} </w:t>
+            </w:r>
+          </w:p>
+          <w:p>
+            <w:pPr>
+              <w:spacing w:line="360" w:lineRule="auto"/>
+              <w:ind w:firstLine="709"/>
               <w:rPr>
                 <w:noProof/>
               </w:rPr>
@@ -1851,75 +2246,7 @@
                 <w:bCs/>
                 <w:noProof/>
               </w:rPr>
-              <w:t>Instalação e Chicotes</w:t>
-            </w:r>
-          </w:p>
-          <w:p>
-            <w:pPr>
-              <w:pStyle w:val="PargrafodaLista"/>
-              <w:rPr>
-                <w:noProof/>
-              </w:rPr>
-            </w:pPr>
-            <w:r>
-              <w:rPr>
-                <w:noProof/>
-              </w:rPr>
-              <w:t>{% for f in fotos_instalacao %} {{ f.titulo }} {{ f.imagem }} {{ f.fonte }}</w:t>
-            </w:r>
-          </w:p>
-          <w:p>
-            <w:pPr>
-              <w:rPr>
-                <w:noProof/>
-              </w:rPr>
-            </w:pPr>
-            <w:r>
-              <w:rPr>
-                <w:noProof/>
-              </w:rPr>
-              <w:t>{% endfor %} {% endif %}</w:t>
-            </w:r>
-          </w:p>
-          <w:p>
-            <w:pPr>
-              <w:rPr>
-                <w:noProof/>
-              </w:rPr>
-            </w:pPr>
-          </w:p>
-          <w:p>
-            <w:pPr>
-              <w:rPr>
-                <w:noProof/>
-              </w:rPr>
-            </w:pPr>
-            <w:r>
-              <w:rPr>
-                <w:noProof/>
-              </w:rPr>
-              <w:t xml:space="preserve">{% if fotos_configuracao %} </w:t>
-            </w:r>
-          </w:p>
-          <w:p>
-            <w:pPr>
-              <w:pStyle w:val="PargrafodaLista"/>
-              <w:numPr>
-                <w:ilvl w:val="0"/>
-                <w:numId w:val="1"/>
-              </w:numPr>
-              <w:ind w:left="357" w:firstLine="357"/>
-              <w:rPr>
-                <w:noProof/>
-              </w:rPr>
-            </w:pPr>
-            <w:r>
-              <w:rPr>
-                <w:b/>
-                <w:bCs/>
-                <w:noProof/>
-              </w:rPr>
-              <w:t>Configurações</w:t>
+              <w:t>Outros Registros</w:t>
             </w:r>
             <w:r>
               <w:rPr>
@@ -1930,53 +2257,6 @@
           </w:p>
           <w:p>
             <w:pPr>
-              <w:pStyle w:val="PargrafodaLista"/>
-              <w:rPr>
-                <w:noProof/>
-              </w:rPr>
-            </w:pPr>
-            <w:r>
-              <w:rPr>
-                <w:noProof/>
-              </w:rPr>
-              <w:t>{% for f in fotos_configuracao %} {{ f.titulo }} {{ f.imagem }} {{ f.fonte }}</w:t>
-            </w:r>
-          </w:p>
-          <w:p>
-            <w:pPr>
-              <w:rPr>
-                <w:noProof/>
-              </w:rPr>
-            </w:pPr>
-            <w:r>
-              <w:rPr>
-                <w:noProof/>
-              </w:rPr>
-              <w:t>{% endfor %} {% endif %}</w:t>
-            </w:r>
-          </w:p>
-          <w:p>
-            <w:pPr>
-              <w:rPr>
-                <w:noProof/>
-              </w:rPr>
-            </w:pPr>
-          </w:p>
-          <w:p>
-            <w:pPr>
-              <w:rPr>
-                <w:noProof/>
-              </w:rPr>
-            </w:pPr>
-            <w:r>
-              <w:rPr>
-                <w:noProof/>
-              </w:rPr>
-              <w:t xml:space="preserve">{% if fotos_outros %} </w:t>
-            </w:r>
-          </w:p>
-          <w:p>
-            <w:pPr>
               <w:ind w:firstLine="709"/>
               <w:rPr>
                 <w:noProof/>
@@ -1984,17 +2264,9 @@
             </w:pPr>
             <w:r>
               <w:rPr>
-                <w:b/>
-                <w:bCs/>
-                <w:noProof/>
-              </w:rPr>
-              <w:t>4. Outros Registros</w:t>
-            </w:r>
-            <w:r>
-              <w:rPr>
-                <w:noProof/>
-              </w:rPr>
-              <w:t xml:space="preserve"> </w:t>
+                <w:noProof/>
+              </w:rPr>
+              <w:t xml:space="preserve">{% for f in fotos_outros %} </w:t>
             </w:r>
           </w:p>
           <w:p>
@@ -2008,20 +2280,92 @@
               <w:rPr>
                 <w:noProof/>
               </w:rPr>
-              <w:t>{% for f in fotos_outros %} {{ f.titulo }} {{ f.imagem }} {{ f.fonte }}</w:t>
-            </w:r>
-          </w:p>
-          <w:p>
-            <w:pPr>
-              <w:rPr>
-                <w:noProof/>
-              </w:rPr>
-            </w:pPr>
-            <w:r>
-              <w:rPr>
-                <w:noProof/>
-              </w:rPr>
-              <w:t>{% endfor %} {% endif %}</w:t>
+              <w:t xml:space="preserve">{{ f.titulo }} </w:t>
+            </w:r>
+          </w:p>
+          <w:p>
+            <w:pPr>
+              <w:ind w:firstLine="709"/>
+              <w:rPr>
+                <w:noProof/>
+              </w:rPr>
+            </w:pPr>
+          </w:p>
+          <w:p>
+            <w:pPr>
+              <w:ind w:firstLine="709"/>
+              <w:jc w:val="center"/>
+              <w:rPr>
+                <w:noProof/>
+              </w:rPr>
+            </w:pPr>
+            <w:r>
+              <w:rPr>
+                <w:noProof/>
+              </w:rPr>
+              <w:t>{{ f.imagem }}</w:t>
+            </w:r>
+          </w:p>
+          <w:p>
+            <w:pPr>
+              <w:ind w:firstLine="709"/>
+              <w:jc w:val="center"/>
+              <w:rPr>
+                <w:noProof/>
+              </w:rPr>
+            </w:pPr>
+          </w:p>
+          <w:p>
+            <w:pPr>
+              <w:ind w:firstLine="709"/>
+              <w:jc w:val="center"/>
+              <w:rPr>
+                <w:noProof/>
+              </w:rPr>
+            </w:pPr>
+            <w:r>
+              <w:rPr>
+                <w:noProof/>
+              </w:rPr>
+              <w:t>{{ f.fonte }}</w:t>
+            </w:r>
+          </w:p>
+          <w:p>
+            <w:pPr>
+              <w:ind w:firstLine="709"/>
+              <w:rPr>
+                <w:noProof/>
+              </w:rPr>
+            </w:pPr>
+          </w:p>
+          <w:p>
+            <w:pPr>
+              <w:spacing w:line="360" w:lineRule="auto"/>
+              <w:ind w:firstLine="709"/>
+              <w:rPr>
+                <w:noProof/>
+              </w:rPr>
+            </w:pPr>
+            <w:r>
+              <w:rPr>
+                <w:noProof/>
+              </w:rPr>
+              <w:t xml:space="preserve">{% endfor %} </w:t>
+            </w:r>
+          </w:p>
+          <w:p>
+            <w:pPr>
+              <w:spacing w:line="360" w:lineRule="auto"/>
+              <w:ind w:firstLine="709"/>
+              <w:rPr>
+                <w:noProof/>
+              </w:rPr>
+            </w:pPr>
+            <w:r>
+              <w:rPr>
+                <w:noProof/>
+              </w:rPr>
+              <w:t>{% endif %}</w:t>
             </w:r>
           </w:p>
           <w:p>
@@ -2426,8 +2770,8 @@
   <w:abstractNum w:abstractNumId="0" w15:restartNumberingAfterBreak="0">
     <w:nsid w:val="37126847"/>
     <w:multiLevelType w:val="hybridMultilevel"/>
-    <w:tmpl w:val="DF844A12"/>
-    <w:lvl w:ilvl="0" w:tplc="FE802724">
+    <w:tmpl w:val="F55C681A"/>
+    <w:lvl w:ilvl="0" w:tplc="0416000F">
       <w:start w:val="1"/>
       <w:numFmt w:val="decimal"/>
       <w:lvlText w:val="%1."/>
@@ -3344,6 +3688,31 @@
 </file>
 
 <file path=customXml/item1.xml><?xml version="1.0" encoding="utf-8"?>
+<p:properties xmlns:p="http://schemas.microsoft.com/office/2006/metadata/properties" xmlns:xsi="http://www.w3.org/2001/XMLSchema-instance" xmlns:pc="http://schemas.microsoft.com/office/infopath/2007/PartnerControls">
+  <documentManagement>
+    <lcf76f155ced4ddcb4097134ff3c332f xmlns="06695d39-0495-4663-bce2-9acd9336d02f">
+      <Terms xmlns="http://schemas.microsoft.com/office/infopath/2007/PartnerControls"/>
+    </lcf76f155ced4ddcb4097134ff3c332f>
+    <TaxCatchAll xmlns="f36136e1-f729-4f5d-b634-1fb9499e6d54" xsi:nil="true"/>
+    <_Flow_SignoffStatus xmlns="06695d39-0495-4663-bce2-9acd9336d02f" xsi:nil="true"/>
+  </documentManagement>
+</p:properties>
+</file>
+
+<file path=customXml/item2.xml><?xml version="1.0" encoding="utf-8"?>
+<b:Sources xmlns:b="http://schemas.openxmlformats.org/officeDocument/2006/bibliography" xmlns="http://schemas.openxmlformats.org/officeDocument/2006/bibliography" SelectedStyle="\APASixthEditionOfficeOnline.xsl" StyleName="APA" Version="6"/>
+</file>
+
+<file path=customXml/item3.xml><?xml version="1.0" encoding="utf-8"?>
+<?mso-contentType ?>
+<FormTemplates xmlns="http://schemas.microsoft.com/sharepoint/v3/contenttype/forms">
+  <Display>DocumentLibraryForm</Display>
+  <Edit>DocumentLibraryForm</Edit>
+  <New>DocumentLibraryForm</New>
+</FormTemplates>
+</file>
+
+<file path=customXml/item4.xml><?xml version="1.0" encoding="utf-8"?>
 <ct:contentTypeSchema xmlns:ct="http://schemas.microsoft.com/office/2006/metadata/contentType" xmlns:ma="http://schemas.microsoft.com/office/2006/metadata/properties/metaAttributes" ct:_="" ma:_="" ma:contentTypeName="Documento" ma:contentTypeID="0x0101004E8FEF7DD955B44C9F95FD09692E2891" ma:contentTypeVersion="21" ma:contentTypeDescription="Crie um novo documento." ma:contentTypeScope="" ma:versionID="5bad8c8f9ecc5dbef2b21dad49a36a44">
   <xsd:schema xmlns:xsd="http://www.w3.org/2001/XMLSchema" xmlns:xs="http://www.w3.org/2001/XMLSchema" xmlns:p="http://schemas.microsoft.com/office/2006/metadata/properties" xmlns:ns2="06695d39-0495-4663-bce2-9acd9336d02f" xmlns:ns3="f36136e1-f729-4f5d-b634-1fb9499e6d54" targetNamespace="http://schemas.microsoft.com/office/2006/metadata/properties" ma:root="true" ma:fieldsID="003b192d40c6ced0dc487637d844a569" ns2:_="" ns3:_="">
     <xsd:import namespace="06695d39-0495-4663-bce2-9acd9336d02f"/>
@@ -3604,32 +3973,34 @@
 </ct:contentTypeSchema>
 </file>
 
-<file path=customXml/item2.xml><?xml version="1.0" encoding="utf-8"?>
-<?mso-contentType ?>
-<FormTemplates xmlns="http://schemas.microsoft.com/sharepoint/v3/contenttype/forms">
-  <Display>DocumentLibraryForm</Display>
-  <Edit>DocumentLibraryForm</Edit>
-  <New>DocumentLibraryForm</New>
-</FormTemplates>
+<file path=customXml/itemProps1.xml><?xml version="1.0" encoding="utf-8"?>
+<ds:datastoreItem xmlns:ds="http://schemas.openxmlformats.org/officeDocument/2006/customXml" ds:itemID="{B3B5B9FB-EBE2-472A-8F12-456676001297}">
+  <ds:schemaRefs>
+    <ds:schemaRef ds:uri="http://schemas.microsoft.com/office/2006/metadata/properties"/>
+    <ds:schemaRef ds:uri="http://schemas.microsoft.com/office/infopath/2007/PartnerControls"/>
+    <ds:schemaRef ds:uri="06695d39-0495-4663-bce2-9acd9336d02f"/>
+    <ds:schemaRef ds:uri="f36136e1-f729-4f5d-b634-1fb9499e6d54"/>
+  </ds:schemaRefs>
+</ds:datastoreItem>
 </file>
 
-<file path=customXml/item3.xml><?xml version="1.0" encoding="utf-8"?>
-<b:Sources xmlns:b="http://schemas.openxmlformats.org/officeDocument/2006/bibliography" xmlns="http://schemas.openxmlformats.org/officeDocument/2006/bibliography" SelectedStyle="\APASixthEditionOfficeOnline.xsl" StyleName="APA" Version="6"/>
+<file path=customXml/itemProps2.xml><?xml version="1.0" encoding="utf-8"?>
+<ds:datastoreItem xmlns:ds="http://schemas.openxmlformats.org/officeDocument/2006/customXml" ds:itemID="{1CF40AB9-A678-4909-BFC8-C2DBF1E6B1FD}">
+  <ds:schemaRefs>
+    <ds:schemaRef ds:uri="http://schemas.openxmlformats.org/officeDocument/2006/bibliography"/>
+  </ds:schemaRefs>
+</ds:datastoreItem>
 </file>
 
-<file path=customXml/item4.xml><?xml version="1.0" encoding="utf-8"?>
-<p:properties xmlns:p="http://schemas.microsoft.com/office/2006/metadata/properties" xmlns:xsi="http://www.w3.org/2001/XMLSchema-instance" xmlns:pc="http://schemas.microsoft.com/office/infopath/2007/PartnerControls">
-  <documentManagement>
-    <lcf76f155ced4ddcb4097134ff3c332f xmlns="06695d39-0495-4663-bce2-9acd9336d02f">
-      <Terms xmlns="http://schemas.microsoft.com/office/infopath/2007/PartnerControls"/>
-    </lcf76f155ced4ddcb4097134ff3c332f>
-    <TaxCatchAll xmlns="f36136e1-f729-4f5d-b634-1fb9499e6d54" xsi:nil="true"/>
-    <_Flow_SignoffStatus xmlns="06695d39-0495-4663-bce2-9acd9336d02f" xsi:nil="true"/>
-  </documentManagement>
-</p:properties>
+<file path=customXml/itemProps3.xml><?xml version="1.0" encoding="utf-8"?>
+<ds:datastoreItem xmlns:ds="http://schemas.openxmlformats.org/officeDocument/2006/customXml" ds:itemID="{6E421781-A1B4-4E24-BF8D-1AD8ECF5D22C}">
+  <ds:schemaRefs>
+    <ds:schemaRef ds:uri="http://schemas.microsoft.com/sharepoint/v3/contenttype/forms"/>
+  </ds:schemaRefs>
+</ds:datastoreItem>
 </file>
 
-<file path=customXml/itemProps1.xml><?xml version="1.0" encoding="utf-8"?>
+<file path=customXml/itemProps4.xml><?xml version="1.0" encoding="utf-8"?>
 <ds:datastoreItem xmlns:ds="http://schemas.openxmlformats.org/officeDocument/2006/customXml" ds:itemID="{52BCF3A6-8071-4557-9333-2791990BD5BE}">
   <ds:schemaRefs>
     <ds:schemaRef ds:uri="http://schemas.microsoft.com/office/2006/metadata/contentType"/>
@@ -3646,31 +4017,4 @@
     <ds:schemaRef ds:uri="http://schemas.microsoft.com/internal/obd"/>
   </ds:schemaRefs>
 </ds:datastoreItem>
-</file>
-
-<file path=customXml/itemProps2.xml><?xml version="1.0" encoding="utf-8"?>
-<ds:datastoreItem xmlns:ds="http://schemas.openxmlformats.org/officeDocument/2006/customXml" ds:itemID="{6E421781-A1B4-4E24-BF8D-1AD8ECF5D22C}">
-  <ds:schemaRefs>
-    <ds:schemaRef ds:uri="http://schemas.microsoft.com/sharepoint/v3/contenttype/forms"/>
-  </ds:schemaRefs>
-</ds:datastoreItem>
-</file>
-
-<file path=customXml/itemProps3.xml><?xml version="1.0" encoding="utf-8"?>
-<ds:datastoreItem xmlns:ds="http://schemas.openxmlformats.org/officeDocument/2006/customXml" ds:itemID="{1CF40AB9-A678-4909-BFC8-C2DBF1E6B1FD}">
-  <ds:schemaRefs>
-    <ds:schemaRef ds:uri="http://schemas.openxmlformats.org/officeDocument/2006/bibliography"/>
-  </ds:schemaRefs>
-</ds:datastoreItem>
-</file>
-
-<file path=customXml/itemProps4.xml><?xml version="1.0" encoding="utf-8"?>
-<ds:datastoreItem xmlns:ds="http://schemas.openxmlformats.org/officeDocument/2006/customXml" ds:itemID="{B3B5B9FB-EBE2-472A-8F12-456676001297}">
-  <ds:schemaRefs>
-    <ds:schemaRef ds:uri="http://schemas.microsoft.com/office/2006/metadata/properties"/>
-    <ds:schemaRef ds:uri="http://schemas.microsoft.com/office/infopath/2007/PartnerControls"/>
-    <ds:schemaRef ds:uri="06695d39-0495-4663-bce2-9acd9336d02f"/>
-    <ds:schemaRef ds:uri="f36136e1-f729-4f5d-b634-1fb9499e6d54"/>
-  </ds:schemaRefs>
-</ds:datastoreItem>
 </file>
--- a/modelo_tags.docx
+++ b/modelo_tags.docx
@@ -713,6 +713,7 @@
           </w:tcPr>
           <w:p>
             <w:pPr>
+              <w:spacing w:before="60" w:after="60"/>
               <w:jc w:val="center"/>
               <w:rPr>
                 <w:sz w:val="24"/>
@@ -925,6 +926,7 @@
           </w:tcPr>
           <w:p>
             <w:pPr>
+              <w:spacing w:before="60" w:after="60"/>
               <w:jc w:val="center"/>
               <w:rPr>
                 <w:bCs/>
@@ -1756,6 +1758,8 @@
           </w:p>
           <w:p>
             <w:pPr>
+              <w:keepNext/>
+              <w:widowControl/>
               <w:rPr>
                 <w:noProof/>
               </w:rPr>
@@ -1793,6 +1797,8 @@
           <w:p>
             <w:pPr>
               <w:pStyle w:val="PargrafodaLista"/>
+              <w:keepNext/>
+              <w:widowControl/>
               <w:jc w:val="both"/>
               <w:rPr>
                 <w:noProof/>
@@ -1808,14 +1814,20 @@
           <w:p>
             <w:pPr>
               <w:pStyle w:val="PargrafodaLista"/>
-              <w:jc w:val="both"/>
-              <w:rPr>
-                <w:noProof/>
-              </w:rPr>
-            </w:pPr>
-            <w:r>
-              <w:rPr>
-                <w:noProof/>
+              <w:keepNext/>
+              <w:keepLines/>
+              <w:widowControl/>
+              <w:spacing w:before="60" w:after="60" w:line="240" w:lineRule="auto"/>
+              <w:jc w:val="center"/>
+              <w:rPr>
+                <w:noProof/>
+              </w:rPr>
+            </w:pPr>
+            <w:r>
+              <w:rPr>
+                <w:rFonts w:ascii="Arial" w:hAnsi="Arial"/>
+                <w:noProof/>
+                <w:sz w:val="20"/>
               </w:rPr>
               <w:t xml:space="preserve">{{ f.titulo }} </w:t>
             </w:r>
@@ -1823,7 +1835,11 @@
           <w:p>
             <w:pPr>
               <w:pStyle w:val="PargrafodaLista"/>
-              <w:jc w:val="both"/>
+              <w:keepNext/>
+              <w:keepLines/>
+              <w:widowControl/>
+              <w:spacing w:line="240" w:lineRule="auto" w:before="60" w:after="60"/>
+              <w:jc w:val="center"/>
               <w:rPr>
                 <w:noProof/>
               </w:rPr>
@@ -1832,6 +1848,10 @@
           <w:p>
             <w:pPr>
               <w:pStyle w:val="PargrafodaLista"/>
+              <w:keepNext/>
+              <w:keepLines/>
+              <w:widowControl/>
+              <w:spacing w:before="60" w:after="60" w:line="240" w:lineRule="auto"/>
               <w:jc w:val="center"/>
               <w:rPr>
                 <w:noProof/>
@@ -1847,7 +1867,11 @@
           <w:p>
             <w:pPr>
               <w:pStyle w:val="PargrafodaLista"/>
-              <w:jc w:val="both"/>
+              <w:keepNext/>
+              <w:keepLines/>
+              <w:widowControl/>
+              <w:spacing w:line="240" w:lineRule="auto" w:before="60" w:after="60"/>
+              <w:jc w:val="center"/>
               <w:rPr>
                 <w:noProof/>
               </w:rPr>
@@ -1856,6 +1880,10 @@
           <w:p>
             <w:pPr>
               <w:pStyle w:val="PargrafodaLista"/>
+              <w:keepNext/>
+              <w:keepLines/>
+              <w:widowControl/>
+              <w:spacing w:before="60" w:after="60" w:line="240" w:lineRule="auto"/>
               <w:jc w:val="center"/>
               <w:rPr>
                 <w:noProof/>
@@ -1863,15 +1891,37 @@
             </w:pPr>
             <w:r>
               <w:rPr>
-                <w:noProof/>
+                <w:rFonts w:ascii="Arial" w:hAnsi="Arial"/>
+                <w:noProof/>
+                <w:sz w:val="20"/>
               </w:rPr>
               <w:t>{{ f.fonte }}</w:t>
             </w:r>
           </w:p>
           <w:p>
             <w:pPr>
+              <w:keepNext w:val="0"/>
+              <w:keepLines/>
+              <w:widowControl/>
+              <w:spacing w:before="60" w:after="60" w:line="240" w:lineRule="auto"/>
+              <w:jc w:val="center"/>
+            </w:pPr>
+            <w:r>
+              <w:rPr>
+                <w:rFonts w:ascii="Arial" w:hAnsi="Arial"/>
+                <w:sz w:val="20"/>
+              </w:rPr>
+              <w:t>{{ f.legenda }}</w:t>
+            </w:r>
+          </w:p>
+          <w:p>
+            <w:pPr>
               <w:pStyle w:val="PargrafodaLista"/>
-              <w:jc w:val="both"/>
+              <w:keepNext/>
+              <w:keepLines/>
+              <w:widowControl/>
+              <w:spacing w:line="240" w:lineRule="auto" w:before="60" w:after="60"/>
+              <w:jc w:val="center"/>
               <w:rPr>
                 <w:noProof/>
               </w:rPr>
@@ -1916,6 +1966,8 @@
           </w:p>
           <w:p>
             <w:pPr>
+              <w:keepNext/>
+              <w:widowControl/>
               <w:rPr>
                 <w:noProof/>
               </w:rPr>
@@ -1947,6 +1999,8 @@
           <w:p>
             <w:pPr>
               <w:pStyle w:val="PargrafodaLista"/>
+              <w:keepNext/>
+              <w:widowControl/>
               <w:rPr>
                 <w:noProof/>
               </w:rPr>
@@ -1961,13 +2015,20 @@
           <w:p>
             <w:pPr>
               <w:pStyle w:val="PargrafodaLista"/>
-              <w:rPr>
-                <w:noProof/>
-              </w:rPr>
-            </w:pPr>
-            <w:r>
-              <w:rPr>
-                <w:noProof/>
+              <w:keepNext/>
+              <w:keepLines/>
+              <w:widowControl/>
+              <w:spacing w:before="60" w:after="60" w:line="240" w:lineRule="auto"/>
+              <w:jc w:val="center"/>
+              <w:rPr>
+                <w:noProof/>
+              </w:rPr>
+            </w:pPr>
+            <w:r>
+              <w:rPr>
+                <w:rFonts w:ascii="Arial" w:hAnsi="Arial"/>
+                <w:noProof/>
+                <w:sz w:val="20"/>
               </w:rPr>
               <w:t xml:space="preserve">{{ f.titulo }} </w:t>
             </w:r>
@@ -1975,6 +2036,11 @@
           <w:p>
             <w:pPr>
               <w:pStyle w:val="PargrafodaLista"/>
+              <w:keepNext/>
+              <w:keepLines/>
+              <w:widowControl/>
+              <w:spacing w:line="240" w:lineRule="auto" w:before="60" w:after="60"/>
+              <w:jc w:val="center"/>
               <w:rPr>
                 <w:noProof/>
               </w:rPr>
@@ -1983,6 +2049,10 @@
           <w:p>
             <w:pPr>
               <w:pStyle w:val="PargrafodaLista"/>
+              <w:keepNext/>
+              <w:keepLines/>
+              <w:widowControl/>
+              <w:spacing w:before="60" w:after="60" w:line="240" w:lineRule="auto"/>
               <w:jc w:val="center"/>
               <w:rPr>
                 <w:noProof/>
@@ -1998,6 +2068,11 @@
           <w:p>
             <w:pPr>
               <w:pStyle w:val="PargrafodaLista"/>
+              <w:keepNext/>
+              <w:keepLines/>
+              <w:widowControl/>
+              <w:spacing w:line="240" w:lineRule="auto" w:before="60" w:after="60"/>
+              <w:jc w:val="center"/>
               <w:rPr>
                 <w:noProof/>
               </w:rPr>
@@ -2006,6 +2081,10 @@
           <w:p>
             <w:pPr>
               <w:pStyle w:val="PargrafodaLista"/>
+              <w:keepNext/>
+              <w:keepLines/>
+              <w:widowControl/>
+              <w:spacing w:before="60" w:after="60" w:line="240" w:lineRule="auto"/>
               <w:jc w:val="center"/>
               <w:rPr>
                 <w:noProof/>
@@ -2013,14 +2092,37 @@
             </w:pPr>
             <w:r>
               <w:rPr>
-                <w:noProof/>
+                <w:rFonts w:ascii="Arial" w:hAnsi="Arial"/>
+                <w:noProof/>
+                <w:sz w:val="20"/>
               </w:rPr>
               <w:t>{{ f.fonte }}</w:t>
             </w:r>
           </w:p>
           <w:p>
             <w:pPr>
+              <w:keepNext w:val="0"/>
+              <w:keepLines/>
+              <w:widowControl/>
+              <w:spacing w:before="60" w:after="60" w:line="240" w:lineRule="auto"/>
+              <w:jc w:val="center"/>
+            </w:pPr>
+            <w:r>
+              <w:rPr>
+                <w:rFonts w:ascii="Arial" w:hAnsi="Arial"/>
+                <w:sz w:val="20"/>
+              </w:rPr>
+              <w:t>{{ f.legenda }}</w:t>
+            </w:r>
+          </w:p>
+          <w:p>
+            <w:pPr>
               <w:pStyle w:val="PargrafodaLista"/>
+              <w:keepNext/>
+              <w:keepLines/>
+              <w:widowControl/>
+              <w:spacing w:line="240" w:lineRule="auto" w:before="60" w:after="60"/>
+              <w:jc w:val="center"/>
               <w:rPr>
                 <w:noProof/>
               </w:rPr>
@@ -2065,6 +2167,8 @@
           </w:p>
           <w:p>
             <w:pPr>
+              <w:keepNext/>
+              <w:widowControl/>
               <w:rPr>
                 <w:noProof/>
               </w:rPr>
@@ -2102,6 +2206,8 @@
           <w:p>
             <w:pPr>
               <w:pStyle w:val="PargrafodaLista"/>
+              <w:keepNext/>
+              <w:widowControl/>
               <w:rPr>
                 <w:noProof/>
               </w:rPr>
@@ -2116,13 +2222,20 @@
           <w:p>
             <w:pPr>
               <w:pStyle w:val="PargrafodaLista"/>
-              <w:rPr>
-                <w:noProof/>
-              </w:rPr>
-            </w:pPr>
-            <w:r>
-              <w:rPr>
-                <w:noProof/>
+              <w:keepNext/>
+              <w:keepLines/>
+              <w:widowControl/>
+              <w:spacing w:before="60" w:after="60" w:line="240" w:lineRule="auto"/>
+              <w:jc w:val="center"/>
+              <w:rPr>
+                <w:noProof/>
+              </w:rPr>
+            </w:pPr>
+            <w:r>
+              <w:rPr>
+                <w:rFonts w:ascii="Arial" w:hAnsi="Arial"/>
+                <w:noProof/>
+                <w:sz w:val="20"/>
               </w:rPr>
               <w:t xml:space="preserve">{{ f.titulo }} </w:t>
             </w:r>
@@ -2130,6 +2243,11 @@
           <w:p>
             <w:pPr>
               <w:pStyle w:val="PargrafodaLista"/>
+              <w:keepNext/>
+              <w:keepLines/>
+              <w:widowControl/>
+              <w:spacing w:line="240" w:lineRule="auto" w:before="60" w:after="60"/>
+              <w:jc w:val="center"/>
               <w:rPr>
                 <w:noProof/>
               </w:rPr>
@@ -2138,6 +2256,10 @@
           <w:p>
             <w:pPr>
               <w:pStyle w:val="PargrafodaLista"/>
+              <w:keepNext/>
+              <w:keepLines/>
+              <w:widowControl/>
+              <w:spacing w:before="60" w:after="60" w:line="240" w:lineRule="auto"/>
               <w:jc w:val="center"/>
               <w:rPr>
                 <w:noProof/>
@@ -2153,6 +2275,10 @@
           <w:p>
             <w:pPr>
               <w:pStyle w:val="PargrafodaLista"/>
+              <w:keepNext/>
+              <w:keepLines/>
+              <w:widowControl/>
+              <w:spacing w:line="240" w:lineRule="auto" w:before="60" w:after="60"/>
               <w:jc w:val="center"/>
               <w:rPr>
                 <w:noProof/>
@@ -2162,6 +2288,10 @@
           <w:p>
             <w:pPr>
               <w:pStyle w:val="PargrafodaLista"/>
+              <w:keepNext/>
+              <w:keepLines/>
+              <w:widowControl/>
+              <w:spacing w:before="60" w:after="60" w:line="240" w:lineRule="auto"/>
               <w:jc w:val="center"/>
               <w:rPr>
                 <w:noProof/>
@@ -2169,14 +2299,37 @@
             </w:pPr>
             <w:r>
               <w:rPr>
-                <w:noProof/>
+                <w:rFonts w:ascii="Arial" w:hAnsi="Arial"/>
+                <w:noProof/>
+                <w:sz w:val="20"/>
               </w:rPr>
               <w:t>{{ f.fonte }}</w:t>
             </w:r>
           </w:p>
           <w:p>
             <w:pPr>
+              <w:keepNext w:val="0"/>
+              <w:keepLines/>
+              <w:widowControl/>
+              <w:spacing w:before="60" w:after="60" w:line="240" w:lineRule="auto"/>
+              <w:jc w:val="center"/>
+            </w:pPr>
+            <w:r>
+              <w:rPr>
+                <w:rFonts w:ascii="Arial" w:hAnsi="Arial"/>
+                <w:sz w:val="20"/>
+              </w:rPr>
+              <w:t>{{ f.legenda }}</w:t>
+            </w:r>
+          </w:p>
+          <w:p>
+            <w:pPr>
               <w:pStyle w:val="PargrafodaLista"/>
+              <w:keepNext/>
+              <w:keepLines/>
+              <w:widowControl/>
+              <w:spacing w:line="240" w:lineRule="auto" w:before="60" w:after="60"/>
+              <w:jc w:val="center"/>
               <w:rPr>
                 <w:noProof/>
               </w:rPr>
@@ -2221,6 +2374,8 @@
           </w:p>
           <w:p>
             <w:pPr>
+              <w:keepNext/>
+              <w:widowControl/>
               <w:rPr>
                 <w:noProof/>
               </w:rPr>
@@ -2234,6 +2389,8 @@
           </w:p>
           <w:p>
             <w:pPr>
+              <w:keepNext/>
+              <w:widowControl/>
               <w:spacing w:line="360" w:lineRule="auto"/>
               <w:ind w:firstLine="709"/>
               <w:rPr>
@@ -2257,6 +2414,8 @@
           </w:p>
           <w:p>
             <w:pPr>
+              <w:keepNext/>
+              <w:widowControl/>
               <w:ind w:firstLine="709"/>
               <w:rPr>
                 <w:noProof/>
@@ -2271,28 +2430,10 @@
           </w:p>
           <w:p>
             <w:pPr>
-              <w:ind w:firstLine="709"/>
-              <w:rPr>
-                <w:noProof/>
-              </w:rPr>
-            </w:pPr>
-            <w:r>
-              <w:rPr>
-                <w:noProof/>
-              </w:rPr>
-              <w:t xml:space="preserve">{{ f.titulo }} </w:t>
-            </w:r>
-          </w:p>
-          <w:p>
-            <w:pPr>
-              <w:ind w:firstLine="709"/>
-              <w:rPr>
-                <w:noProof/>
-              </w:rPr>
-            </w:pPr>
-          </w:p>
-          <w:p>
-            <w:pPr>
+              <w:keepNext/>
+              <w:keepLines/>
+              <w:widowControl/>
+              <w:spacing w:before="60" w:after="60" w:line="240" w:lineRule="auto"/>
               <w:ind w:firstLine="709"/>
               <w:jc w:val="center"/>
               <w:rPr>
@@ -2301,13 +2442,19 @@
             </w:pPr>
             <w:r>
               <w:rPr>
-                <w:noProof/>
-              </w:rPr>
-              <w:t>{{ f.imagem }}</w:t>
-            </w:r>
-          </w:p>
-          <w:p>
-            <w:pPr>
+                <w:rFonts w:ascii="Arial" w:hAnsi="Arial"/>
+                <w:noProof/>
+                <w:sz w:val="20"/>
+              </w:rPr>
+              <w:t xml:space="preserve">{{ f.titulo }} </w:t>
+            </w:r>
+          </w:p>
+          <w:p>
+            <w:pPr>
+              <w:keepNext/>
+              <w:keepLines/>
+              <w:widowControl/>
+              <w:spacing w:line="240" w:lineRule="auto" w:before="60" w:after="60"/>
               <w:ind w:firstLine="709"/>
               <w:jc w:val="center"/>
               <w:rPr>
@@ -2317,6 +2464,10 @@
           </w:p>
           <w:p>
             <w:pPr>
+              <w:keepNext/>
+              <w:keepLines/>
+              <w:widowControl/>
+              <w:spacing w:before="60" w:after="60" w:line="240" w:lineRule="auto"/>
               <w:ind w:firstLine="709"/>
               <w:jc w:val="center"/>
               <w:rPr>
@@ -2327,12 +2478,67 @@
               <w:rPr>
                 <w:noProof/>
               </w:rPr>
+              <w:t>{{ f.imagem }}</w:t>
+            </w:r>
+          </w:p>
+          <w:p>
+            <w:pPr>
+              <w:keepNext/>
+              <w:keepLines/>
+              <w:widowControl/>
+              <w:spacing w:line="240" w:lineRule="auto" w:before="60" w:after="60"/>
+              <w:ind w:firstLine="709"/>
+              <w:jc w:val="center"/>
+              <w:rPr>
+                <w:noProof/>
+              </w:rPr>
+            </w:pPr>
+          </w:p>
+          <w:p>
+            <w:pPr>
+              <w:keepNext/>
+              <w:keepLines/>
+              <w:widowControl/>
+              <w:spacing w:before="60" w:after="60" w:line="240" w:lineRule="auto"/>
+              <w:ind w:firstLine="709"/>
+              <w:jc w:val="center"/>
+              <w:rPr>
+                <w:noProof/>
+              </w:rPr>
+            </w:pPr>
+            <w:r>
+              <w:rPr>
+                <w:rFonts w:ascii="Arial" w:hAnsi="Arial"/>
+                <w:noProof/>
+                <w:sz w:val="20"/>
+              </w:rPr>
               <w:t>{{ f.fonte }}</w:t>
             </w:r>
           </w:p>
           <w:p>
             <w:pPr>
+              <w:keepNext w:val="0"/>
+              <w:keepLines/>
+              <w:widowControl/>
+              <w:spacing w:before="60" w:after="60" w:line="240" w:lineRule="auto"/>
+              <w:jc w:val="center"/>
+            </w:pPr>
+            <w:r>
+              <w:rPr>
+                <w:rFonts w:ascii="Arial" w:hAnsi="Arial"/>
+                <w:sz w:val="20"/>
+              </w:rPr>
+              <w:t>{{ f.legenda }}</w:t>
+            </w:r>
+          </w:p>
+          <w:p>
+            <w:pPr>
+              <w:keepNext/>
+              <w:keepLines/>
+              <w:widowControl/>
+              <w:spacing w:line="240" w:lineRule="auto" w:before="60" w:after="60"/>
               <w:ind w:firstLine="709"/>
+              <w:jc w:val="center"/>
               <w:rPr>
                 <w:noProof/>
               </w:rPr>

--- a/modelo_tags.docx
+++ b/modelo_tags.docx
@@ -573,16 +573,25 @@
           </w:tcPr>
           <w:p>
             <w:pPr>
+              <w:spacing w:line="240" w:lineRule="auto"/>
               <w:jc w:val="left"/>
-              <w:rPr>
-                <w:sz w:val="24"/>
-              </w:rPr>
-            </w:pPr>
-            <w:r>
-              <w:rPr>
-                <w:sz w:val="24"/>
-              </w:rPr>
-              <w:t xml:space="preserve"> </w:t>
+            </w:pPr>
+            <w:r/>
+            <w:r>
+              <w:rPr>
+                <w:rFonts w:ascii="Arial" w:hAnsi="Arial"/>
+                <w:b/>
+                <w:sz w:val="18"/>
+              </w:rPr>
+              <w:t>Localização Maps:</w:t>
+              <w:br/>
+            </w:r>
+            <w:r>
+              <w:rPr>
+                <w:rFonts w:ascii="Arial" w:hAnsi="Arial"/>
+                <w:sz w:val="16"/>
+              </w:rPr>
+              <w:t>{{ localizacao_maps }}</w:t>
             </w:r>
           </w:p>
         </w:tc>
